--- a/Pr6/Nayan_IWP_Pr6.docx
+++ b/Pr6/Nayan_IWP_Pr6.docx
@@ -45,6 +45,7 @@
               <w:ind w:left="0"/>
               <w:jc w:val="center"/>
               <w:rPr>
+                <w:bCs/>
                 <w:sz w:val="23"/>
               </w:rPr>
             </w:pPr>
@@ -56,20 +57,20 @@
               <w:ind w:left="108"/>
               <w:jc w:val="center"/>
               <w:rPr>
-                <w:b/>
+                <w:bCs/>
                 <w:sz w:val="24"/>
               </w:rPr>
             </w:pPr>
             <w:r>
               <w:rPr>
-                <w:b/>
+                <w:bCs/>
                 <w:sz w:val="24"/>
               </w:rPr>
               <w:t>Shri</w:t>
             </w:r>
             <w:r>
               <w:rPr>
-                <w:b/>
+                <w:bCs/>
                 <w:spacing w:val="-2"/>
                 <w:sz w:val="24"/>
               </w:rPr>
@@ -77,14 +78,14 @@
             </w:r>
             <w:r>
               <w:rPr>
-                <w:b/>
+                <w:bCs/>
                 <w:sz w:val="24"/>
               </w:rPr>
               <w:t>Ramdeobaba</w:t>
             </w:r>
             <w:r>
               <w:rPr>
-                <w:b/>
+                <w:bCs/>
                 <w:spacing w:val="-2"/>
                 <w:sz w:val="24"/>
               </w:rPr>
@@ -92,14 +93,14 @@
             </w:r>
             <w:r>
               <w:rPr>
-                <w:b/>
+                <w:bCs/>
                 <w:sz w:val="24"/>
               </w:rPr>
               <w:t>College</w:t>
             </w:r>
             <w:r>
               <w:rPr>
-                <w:b/>
+                <w:bCs/>
                 <w:spacing w:val="-3"/>
                 <w:sz w:val="24"/>
               </w:rPr>
@@ -107,14 +108,14 @@
             </w:r>
             <w:r>
               <w:rPr>
-                <w:b/>
+                <w:bCs/>
                 <w:sz w:val="24"/>
               </w:rPr>
               <w:t>of</w:t>
             </w:r>
             <w:r>
               <w:rPr>
-                <w:b/>
+                <w:bCs/>
                 <w:spacing w:val="57"/>
                 <w:sz w:val="24"/>
               </w:rPr>
@@ -122,14 +123,14 @@
             </w:r>
             <w:r>
               <w:rPr>
-                <w:b/>
+                <w:bCs/>
                 <w:sz w:val="24"/>
               </w:rPr>
               <w:t>Engineering</w:t>
             </w:r>
             <w:r>
               <w:rPr>
-                <w:b/>
+                <w:bCs/>
                 <w:spacing w:val="-2"/>
                 <w:sz w:val="24"/>
               </w:rPr>
@@ -137,14 +138,14 @@
             </w:r>
             <w:r>
               <w:rPr>
-                <w:b/>
+                <w:bCs/>
                 <w:sz w:val="24"/>
               </w:rPr>
               <w:t>and</w:t>
             </w:r>
             <w:r>
               <w:rPr>
-                <w:b/>
+                <w:bCs/>
                 <w:spacing w:val="-57"/>
                 <w:sz w:val="24"/>
               </w:rPr>
@@ -152,14 +153,14 @@
             </w:r>
             <w:r>
               <w:rPr>
-                <w:b/>
+                <w:bCs/>
                 <w:sz w:val="24"/>
               </w:rPr>
               <w:t>Management,</w:t>
             </w:r>
             <w:r>
               <w:rPr>
-                <w:b/>
+                <w:bCs/>
                 <w:spacing w:val="-1"/>
                 <w:sz w:val="24"/>
               </w:rPr>
@@ -167,7 +168,7 @@
             </w:r>
             <w:r>
               <w:rPr>
-                <w:b/>
+                <w:bCs/>
                 <w:sz w:val="24"/>
               </w:rPr>
               <w:t>Nagpur-440013</w:t>
@@ -587,13 +588,20 @@
                 <w:b/>
                 <w:sz w:val="24"/>
               </w:rPr>
-              <w:t>13</w:t>
+              <w:t>1</w:t>
             </w:r>
             <w:r>
               <w:rPr>
                 <w:b/>
                 <w:sz w:val="24"/>
               </w:rPr>
+              <w:t>4</w:t>
+            </w:r>
+            <w:r>
+              <w:rPr>
+                <w:b/>
+                <w:sz w:val="24"/>
+              </w:rPr>
               <w:t xml:space="preserve"> / </w:t>
             </w:r>
             <w:r>
@@ -601,7 +609,7 @@
                 <w:b/>
                 <w:sz w:val="24"/>
               </w:rPr>
-              <w:t>Feb</w:t>
+              <w:t>3</w:t>
             </w:r>
             <w:r>
               <w:rPr>
@@ -685,14 +693,30 @@
                 <w:b/>
                 <w:sz w:val="24"/>
               </w:rPr>
-              <w:t>Name of Student</w:t>
-            </w:r>
+              <w:t xml:space="preserve">Name of </w:t>
+            </w:r>
+            <w:proofErr w:type="gramStart"/>
             <w:r>
               <w:rPr>
                 <w:b/>
                 <w:sz w:val="24"/>
               </w:rPr>
-              <w:t xml:space="preserve"> : Nayan Ghate </w:t>
+              <w:t>Student</w:t>
+            </w:r>
+            <w:r>
+              <w:rPr>
+                <w:b/>
+                <w:sz w:val="24"/>
+              </w:rPr>
+              <w:t xml:space="preserve"> :</w:t>
+            </w:r>
+            <w:proofErr w:type="gramEnd"/>
+            <w:r>
+              <w:rPr>
+                <w:b/>
+                <w:sz w:val="24"/>
+              </w:rPr>
+              <w:t xml:space="preserve"> Nayan Ghate </w:t>
             </w:r>
           </w:p>
         </w:tc>
@@ -727,6 +751,7 @@
           <w:lang w:val="en-IN"/>
         </w:rPr>
       </w:pPr>
+      <w:proofErr w:type="gramStart"/>
       <w:r>
         <w:rPr>
           <w:b/>
@@ -744,17 +769,46 @@
           <w:sz w:val="32"/>
           <w:szCs w:val="32"/>
         </w:rPr>
-        <w:t xml:space="preserve"> : </w:t>
-      </w:r>
+        <w:t xml:space="preserve"> :</w:t>
+      </w:r>
+      <w:proofErr w:type="gramEnd"/>
       <w:r>
         <w:rPr>
           <w:b/>
           <w:bCs/>
           <w:sz w:val="32"/>
           <w:szCs w:val="32"/>
-          <w:lang w:val="en-IN"/>
-        </w:rPr>
-        <w:t>PHP/Node.js and Validate user Credentials</w:t>
+        </w:rPr>
+        <w:t xml:space="preserve"> </w:t>
+      </w:r>
+      <w:r>
+        <w:rPr>
+          <w:b/>
+          <w:bCs/>
+          <w:sz w:val="32"/>
+          <w:szCs w:val="32"/>
+        </w:rPr>
+        <w:t xml:space="preserve">Store and retrieve data using </w:t>
+      </w:r>
+      <w:proofErr w:type="spellStart"/>
+      <w:r>
+        <w:rPr>
+          <w:b/>
+          <w:bCs/>
+          <w:sz w:val="32"/>
+          <w:szCs w:val="32"/>
+        </w:rPr>
+        <w:t>MySql</w:t>
+      </w:r>
+      <w:proofErr w:type="spellEnd"/>
+      <w:r>
+        <w:rPr>
+          <w:b/>
+          <w:bCs/>
+          <w:sz w:val="32"/>
+          <w:szCs w:val="32"/>
+        </w:rPr>
+        <w:t xml:space="preserve"> or MongoDB</w:t>
       </w:r>
     </w:p>
     <w:p>
@@ -803,6 +857,7 @@
           <w:szCs w:val="40"/>
         </w:rPr>
       </w:pPr>
+      <w:proofErr w:type="gramStart"/>
       <w:r>
         <w:rPr>
           <w:b/>
@@ -810,7 +865,17 @@
           <w:sz w:val="32"/>
           <w:szCs w:val="40"/>
         </w:rPr>
-        <w:t xml:space="preserve">Theory  : </w:t>
+        <w:t>Theory  :</w:t>
+      </w:r>
+      <w:proofErr w:type="gramEnd"/>
+      <w:r>
+        <w:rPr>
+          <w:b/>
+          <w:bCs/>
+          <w:sz w:val="32"/>
+          <w:szCs w:val="40"/>
+        </w:rPr>
+        <w:t xml:space="preserve"> </w:t>
       </w:r>
     </w:p>
     <w:p>
@@ -825,1126 +890,736 @@
     </w:p>
     <w:p>
       <w:pPr>
-        <w:pStyle w:val="BodyText"/>
-        <w:ind w:right="51"/>
-        <w:rPr>
-          <w:sz w:val="28"/>
-          <w:szCs w:val="28"/>
-          <w:lang w:val="en-IN"/>
-        </w:rPr>
-      </w:pPr>
-      <w:r>
-        <w:rPr>
-          <w:sz w:val="28"/>
-          <w:szCs w:val="28"/>
-          <w:lang w:val="en-IN"/>
-        </w:rPr>
-        <w:t>Validation of user credentials is the process of verifying whether the username and password entered by a user are correct and authorized. It is an essential part of web application security and is used to allow access only to registered users.</w:t>
-      </w:r>
-    </w:p>
-    <w:p>
-      <w:pPr>
-        <w:pStyle w:val="BodyText"/>
-        <w:ind w:right="51"/>
-        <w:rPr>
-          <w:sz w:val="28"/>
-          <w:szCs w:val="28"/>
-          <w:lang w:val="en-IN"/>
-        </w:rPr>
-      </w:pPr>
-      <w:r>
-        <w:rPr>
-          <w:sz w:val="28"/>
-          <w:szCs w:val="28"/>
-          <w:lang w:val="en-IN"/>
-        </w:rPr>
-        <w:t>Both PHP and Node.js are server-side technologies used to implement authentication systems in web applications.</w:t>
-      </w:r>
-    </w:p>
-    <w:p>
-      <w:pPr>
-        <w:pStyle w:val="BodyText"/>
-        <w:ind w:right="51"/>
-        <w:rPr>
-          <w:sz w:val="28"/>
-          <w:szCs w:val="28"/>
-          <w:lang w:val="en-IN"/>
-        </w:rPr>
-      </w:pPr>
-      <w:r>
-        <w:rPr>
-          <w:sz w:val="28"/>
-          <w:szCs w:val="28"/>
-          <w:lang w:val="en-IN"/>
-        </w:rPr>
-        <w:pict w14:anchorId="02B1847A">
-          <v:rect id="_x0000_i1067" style="width:0;height:1.5pt" o:hralign="center" o:hrstd="t" o:hr="t" fillcolor="#a0a0a0" stroked="f"/>
+        <w:rPr>
+          <w:b/>
+          <w:bCs/>
+          <w:lang w:val="en-IN"/>
+        </w:rPr>
+      </w:pPr>
+      <w:r>
+        <w:rPr>
+          <w:b/>
+          <w:bCs/>
+          <w:lang w:val="en-IN"/>
+        </w:rPr>
+        <w:t>1. Introduction</w:t>
+      </w:r>
+    </w:p>
+    <w:p>
+      <w:pPr>
+        <w:rPr>
+          <w:lang w:val="en-IN"/>
+        </w:rPr>
+      </w:pPr>
+      <w:r>
+        <w:rPr>
+          <w:lang w:val="en-IN"/>
+        </w:rPr>
+        <w:t xml:space="preserve">This practical is based on a web application called </w:t>
+      </w:r>
+      <w:proofErr w:type="spellStart"/>
+      <w:r>
+        <w:rPr>
+          <w:b/>
+          <w:bCs/>
+          <w:lang w:val="en-IN"/>
+        </w:rPr>
+        <w:t>CricketHub</w:t>
+      </w:r>
+      <w:proofErr w:type="spellEnd"/>
+      <w:r>
+        <w:rPr>
+          <w:lang w:val="en-IN"/>
+        </w:rPr>
+        <w:t>. It is a cricket tracking website where users can register, login, and view their profile. The main aim of this practical is to store user data into a MongoDB database and retrieve it to display on the dashboard page.</w:t>
+      </w:r>
+    </w:p>
+    <w:p>
+      <w:pPr>
+        <w:rPr>
+          <w:lang w:val="en-IN"/>
+        </w:rPr>
+      </w:pPr>
+      <w:r>
+        <w:rPr>
+          <w:lang w:val="en-IN"/>
+        </w:rPr>
+        <w:pict w14:anchorId="2FC91219">
+          <v:rect id="_x0000_i1211" style="width:0;height:1.5pt" o:hralign="center" o:hrstd="t" o:hr="t" fillcolor="#a0a0a0" stroked="f"/>
         </w:pict>
       </w:r>
     </w:p>
     <w:p>
       <w:pPr>
-        <w:pStyle w:val="BodyText"/>
-        <w:ind w:right="51"/>
-        <w:rPr>
-          <w:sz w:val="28"/>
-          <w:szCs w:val="28"/>
-          <w:lang w:val="en-IN"/>
-        </w:rPr>
-      </w:pPr>
-    </w:p>
-    <w:p>
-      <w:pPr>
-        <w:pStyle w:val="BodyText"/>
-        <w:ind w:right="51"/>
-        <w:rPr>
-          <w:b/>
-          <w:bCs/>
-          <w:sz w:val="28"/>
-          <w:szCs w:val="28"/>
-          <w:lang w:val="en-IN"/>
-        </w:rPr>
-      </w:pPr>
-      <w:r>
-        <w:rPr>
-          <w:b/>
-          <w:bCs/>
-          <w:sz w:val="28"/>
-          <w:szCs w:val="28"/>
-          <w:lang w:val="en-IN"/>
-        </w:rPr>
-        <w:t>Purpose of Credential Validation</w:t>
-      </w:r>
-    </w:p>
-    <w:p>
-      <w:pPr>
-        <w:pStyle w:val="BodyText"/>
-        <w:ind w:right="51"/>
-        <w:rPr>
-          <w:b/>
-          <w:bCs/>
-          <w:sz w:val="28"/>
-          <w:szCs w:val="28"/>
-          <w:lang w:val="en-IN"/>
-        </w:rPr>
-      </w:pPr>
-    </w:p>
-    <w:p>
-      <w:pPr>
-        <w:pStyle w:val="BodyText"/>
+        <w:rPr>
+          <w:b/>
+          <w:bCs/>
+          <w:lang w:val="en-IN"/>
+        </w:rPr>
+      </w:pPr>
+      <w:r>
+        <w:rPr>
+          <w:b/>
+          <w:bCs/>
+          <w:lang w:val="en-IN"/>
+        </w:rPr>
+        <w:t>2. What is MongoDB?</w:t>
+      </w:r>
+    </w:p>
+    <w:p>
+      <w:pPr>
+        <w:rPr>
+          <w:lang w:val="en-IN"/>
+        </w:rPr>
+      </w:pPr>
+      <w:r>
+        <w:rPr>
+          <w:lang w:val="en-IN"/>
+        </w:rPr>
+        <w:t xml:space="preserve">MongoDB is a </w:t>
+      </w:r>
+      <w:r>
+        <w:rPr>
+          <w:b/>
+          <w:bCs/>
+          <w:lang w:val="en-IN"/>
+        </w:rPr>
+        <w:t>NoSQL database</w:t>
+      </w:r>
+      <w:r>
+        <w:rPr>
+          <w:lang w:val="en-IN"/>
+        </w:rPr>
+        <w:t xml:space="preserve"> that stores data in the form of </w:t>
+      </w:r>
+      <w:r>
+        <w:rPr>
+          <w:b/>
+          <w:bCs/>
+          <w:lang w:val="en-IN"/>
+        </w:rPr>
+        <w:t>documents</w:t>
+      </w:r>
+      <w:r>
+        <w:rPr>
+          <w:lang w:val="en-IN"/>
+        </w:rPr>
+        <w:t xml:space="preserve"> instead of tables and rows. These documents look similar to JSON format. It is widely used in modern web applications because it is flexible, fast, and easy to use with JavaScript and Node.js.</w:t>
+      </w:r>
+    </w:p>
+    <w:p>
+      <w:pPr>
+        <w:rPr>
+          <w:lang w:val="en-IN"/>
+        </w:rPr>
+      </w:pPr>
+      <w:r>
+        <w:rPr>
+          <w:lang w:val="en-IN"/>
+        </w:rPr>
+        <w:pict w14:anchorId="4FC81F19">
+          <v:rect id="_x0000_i1212" style="width:0;height:1.5pt" o:hralign="center" o:hrstd="t" o:hr="t" fillcolor="#a0a0a0" stroked="f"/>
+        </w:pict>
+      </w:r>
+    </w:p>
+    <w:p>
+      <w:pPr>
+        <w:rPr>
+          <w:b/>
+          <w:bCs/>
+          <w:lang w:val="en-IN"/>
+        </w:rPr>
+      </w:pPr>
+      <w:r>
+        <w:rPr>
+          <w:b/>
+          <w:bCs/>
+          <w:lang w:val="en-IN"/>
+        </w:rPr>
+        <w:t>3. What is Mongoose?</w:t>
+      </w:r>
+    </w:p>
+    <w:p>
+      <w:pPr>
+        <w:rPr>
+          <w:lang w:val="en-IN"/>
+        </w:rPr>
+      </w:pPr>
+      <w:r>
+        <w:rPr>
+          <w:lang w:val="en-IN"/>
+        </w:rPr>
+        <w:t xml:space="preserve">Mongoose is a library used in Node.js to interact with MongoDB. It allows us to define the structure of our data using a </w:t>
+      </w:r>
+      <w:r>
+        <w:rPr>
+          <w:b/>
+          <w:bCs/>
+          <w:lang w:val="en-IN"/>
+        </w:rPr>
+        <w:t>Schema</w:t>
+      </w:r>
+      <w:r>
+        <w:rPr>
+          <w:lang w:val="en-IN"/>
+        </w:rPr>
+        <w:t xml:space="preserve"> and provides simple methods to store and retrieve data from the database.</w:t>
+      </w:r>
+    </w:p>
+    <w:p>
+      <w:pPr>
+        <w:rPr>
+          <w:lang w:val="en-IN"/>
+        </w:rPr>
+      </w:pPr>
+      <w:r>
+        <w:rPr>
+          <w:lang w:val="en-IN"/>
+        </w:rPr>
+        <w:pict w14:anchorId="4B5DF000">
+          <v:rect id="_x0000_i1213" style="width:0;height:1.5pt" o:hralign="center" o:hrstd="t" o:hr="t" fillcolor="#a0a0a0" stroked="f"/>
+        </w:pict>
+      </w:r>
+    </w:p>
+    <w:p>
+      <w:pPr>
+        <w:rPr>
+          <w:b/>
+          <w:bCs/>
+          <w:lang w:val="en-IN"/>
+        </w:rPr>
+      </w:pPr>
+      <w:r>
+        <w:rPr>
+          <w:b/>
+          <w:bCs/>
+          <w:lang w:val="en-IN"/>
+        </w:rPr>
+        <w:t>4. What is NoSQL?</w:t>
+      </w:r>
+    </w:p>
+    <w:p>
+      <w:pPr>
+        <w:rPr>
+          <w:lang w:val="en-IN"/>
+        </w:rPr>
+      </w:pPr>
+      <w:r>
+        <w:rPr>
+          <w:lang w:val="en-IN"/>
+        </w:rPr>
+        <w:t>NoSQL means "Not Only SQL". Unlike traditional databases like MySQL which store data in tables, NoSQL databases like MongoDB store data as documents. This makes it easier to store flexible and unstructured data.</w:t>
+      </w:r>
+    </w:p>
+    <w:p>
+      <w:pPr>
+        <w:rPr>
+          <w:lang w:val="en-IN"/>
+        </w:rPr>
+      </w:pPr>
+      <w:r>
+        <w:rPr>
+          <w:lang w:val="en-IN"/>
+        </w:rPr>
+        <w:pict w14:anchorId="6DCD1BBF">
+          <v:rect id="_x0000_i1214" style="width:0;height:1.5pt" o:hralign="center" o:hrstd="t" o:hr="t" fillcolor="#a0a0a0" stroked="f"/>
+        </w:pict>
+      </w:r>
+    </w:p>
+    <w:p>
+      <w:pPr>
+        <w:rPr>
+          <w:b/>
+          <w:bCs/>
+          <w:lang w:val="en-IN"/>
+        </w:rPr>
+      </w:pPr>
+      <w:r>
+        <w:rPr>
+          <w:b/>
+          <w:bCs/>
+          <w:lang w:val="en-IN"/>
+        </w:rPr>
+        <w:t>5. Technologies Used</w:t>
+      </w:r>
+    </w:p>
+    <w:p>
+      <w:pPr>
         <w:numPr>
           <w:ilvl w:val="0"/>
-          <w:numId w:val="9"/>
+          <w:numId w:val="15"/>
         </w:numPr>
-        <w:ind w:right="51"/>
-        <w:rPr>
-          <w:sz w:val="28"/>
-          <w:szCs w:val="28"/>
-          <w:lang w:val="en-IN"/>
-        </w:rPr>
-      </w:pPr>
-      <w:r>
-        <w:rPr>
-          <w:sz w:val="28"/>
-          <w:szCs w:val="28"/>
-          <w:lang w:val="en-IN"/>
-        </w:rPr>
-        <w:t>To authenticate users.</w:t>
-      </w:r>
-    </w:p>
-    <w:p>
-      <w:pPr>
-        <w:pStyle w:val="BodyText"/>
+        <w:rPr>
+          <w:lang w:val="en-IN"/>
+        </w:rPr>
+      </w:pPr>
+      <w:r>
+        <w:rPr>
+          <w:b/>
+          <w:bCs/>
+          <w:lang w:val="en-IN"/>
+        </w:rPr>
+        <w:t>Node.js</w:t>
+      </w:r>
+      <w:r>
+        <w:rPr>
+          <w:lang w:val="en-IN"/>
+        </w:rPr>
+        <w:t xml:space="preserve"> — runs JavaScript code on the server</w:t>
+      </w:r>
+    </w:p>
+    <w:p>
+      <w:pPr>
         <w:numPr>
           <w:ilvl w:val="0"/>
-          <w:numId w:val="9"/>
+          <w:numId w:val="15"/>
         </w:numPr>
-        <w:ind w:right="51"/>
-        <w:rPr>
-          <w:sz w:val="28"/>
-          <w:szCs w:val="28"/>
-          <w:lang w:val="en-IN"/>
-        </w:rPr>
-      </w:pPr>
-      <w:r>
-        <w:rPr>
-          <w:sz w:val="28"/>
-          <w:szCs w:val="28"/>
-          <w:lang w:val="en-IN"/>
-        </w:rPr>
-        <w:t>To protect sensitive data.</w:t>
-      </w:r>
-    </w:p>
-    <w:p>
-      <w:pPr>
-        <w:pStyle w:val="BodyText"/>
+        <w:rPr>
+          <w:lang w:val="en-IN"/>
+        </w:rPr>
+      </w:pPr>
+      <w:r>
+        <w:rPr>
+          <w:b/>
+          <w:bCs/>
+          <w:lang w:val="en-IN"/>
+        </w:rPr>
+        <w:t>Express.js</w:t>
+      </w:r>
+      <w:r>
+        <w:rPr>
+          <w:lang w:val="en-IN"/>
+        </w:rPr>
+        <w:t xml:space="preserve"> — handles routes and form submissions</w:t>
+      </w:r>
+    </w:p>
+    <w:p>
+      <w:pPr>
         <w:numPr>
           <w:ilvl w:val="0"/>
-          <w:numId w:val="9"/>
+          <w:numId w:val="15"/>
         </w:numPr>
-        <w:ind w:right="51"/>
-        <w:rPr>
-          <w:sz w:val="28"/>
-          <w:szCs w:val="28"/>
-          <w:lang w:val="en-IN"/>
-        </w:rPr>
-      </w:pPr>
-      <w:r>
-        <w:rPr>
-          <w:sz w:val="28"/>
-          <w:szCs w:val="28"/>
-          <w:lang w:val="en-IN"/>
-        </w:rPr>
-        <w:t>To prevent unauthorized access.</w:t>
-      </w:r>
-    </w:p>
-    <w:p>
-      <w:pPr>
-        <w:pStyle w:val="BodyText"/>
+        <w:rPr>
+          <w:lang w:val="en-IN"/>
+        </w:rPr>
+      </w:pPr>
+      <w:r>
+        <w:rPr>
+          <w:b/>
+          <w:bCs/>
+          <w:lang w:val="en-IN"/>
+        </w:rPr>
+        <w:t>MongoDB</w:t>
+      </w:r>
+      <w:r>
+        <w:rPr>
+          <w:lang w:val="en-IN"/>
+        </w:rPr>
+        <w:t xml:space="preserve"> — stores the user data</w:t>
+      </w:r>
+    </w:p>
+    <w:p>
+      <w:pPr>
         <w:numPr>
           <w:ilvl w:val="0"/>
-          <w:numId w:val="9"/>
+          <w:numId w:val="15"/>
         </w:numPr>
-        <w:ind w:right="51"/>
-        <w:rPr>
-          <w:sz w:val="28"/>
-          <w:szCs w:val="28"/>
-          <w:lang w:val="en-IN"/>
-        </w:rPr>
-      </w:pPr>
-      <w:r>
-        <w:rPr>
-          <w:sz w:val="28"/>
-          <w:szCs w:val="28"/>
-          <w:lang w:val="en-IN"/>
-        </w:rPr>
-        <w:t>To manage user sessions securely.</w:t>
-      </w:r>
-    </w:p>
-    <w:p>
-      <w:pPr>
-        <w:pStyle w:val="BodyText"/>
-        <w:ind w:right="51"/>
-        <w:rPr>
-          <w:sz w:val="28"/>
-          <w:szCs w:val="28"/>
-          <w:lang w:val="en-IN"/>
-        </w:rPr>
-      </w:pPr>
-      <w:r>
-        <w:rPr>
-          <w:sz w:val="28"/>
-          <w:szCs w:val="28"/>
-          <w:lang w:val="en-IN"/>
-        </w:rPr>
-        <w:pict w14:anchorId="6F33FDF4">
-          <v:rect id="_x0000_i1068" style="width:0;height:1.5pt" o:hralign="center" o:hrstd="t" o:hr="t" fillcolor="#a0a0a0" stroked="f"/>
-        </w:pict>
-      </w:r>
-    </w:p>
-    <w:p>
-      <w:pPr>
-        <w:pStyle w:val="BodyText"/>
-        <w:ind w:right="51"/>
-        <w:rPr>
-          <w:sz w:val="28"/>
-          <w:szCs w:val="28"/>
-          <w:lang w:val="en-IN"/>
-        </w:rPr>
-      </w:pPr>
-    </w:p>
-    <w:p>
-      <w:pPr>
-        <w:pStyle w:val="BodyText"/>
-        <w:ind w:right="51"/>
-        <w:rPr>
-          <w:b/>
-          <w:bCs/>
-          <w:sz w:val="28"/>
-          <w:szCs w:val="28"/>
-          <w:lang w:val="en-IN"/>
-        </w:rPr>
-      </w:pPr>
-      <w:r>
-        <w:rPr>
-          <w:b/>
-          <w:bCs/>
-          <w:sz w:val="28"/>
-          <w:szCs w:val="28"/>
-          <w:lang w:val="en-IN"/>
-        </w:rPr>
-        <w:t>How Credential Validation Works</w:t>
-      </w:r>
-    </w:p>
-    <w:p>
-      <w:pPr>
-        <w:pStyle w:val="BodyText"/>
+        <w:rPr>
+          <w:lang w:val="en-IN"/>
+        </w:rPr>
+      </w:pPr>
+      <w:r>
+        <w:rPr>
+          <w:b/>
+          <w:bCs/>
+          <w:lang w:val="en-IN"/>
+        </w:rPr>
+        <w:t>Mongoose</w:t>
+      </w:r>
+      <w:r>
+        <w:rPr>
+          <w:lang w:val="en-IN"/>
+        </w:rPr>
+        <w:t xml:space="preserve"> — connects Node.js with MongoDB</w:t>
+      </w:r>
+    </w:p>
+    <w:p>
+      <w:pPr>
         <w:numPr>
           <w:ilvl w:val="0"/>
-          <w:numId w:val="10"/>
+          <w:numId w:val="15"/>
         </w:numPr>
-        <w:ind w:right="51"/>
-        <w:rPr>
-          <w:sz w:val="28"/>
-          <w:szCs w:val="28"/>
-          <w:lang w:val="en-IN"/>
-        </w:rPr>
-      </w:pPr>
-      <w:r>
-        <w:rPr>
-          <w:sz w:val="28"/>
-          <w:szCs w:val="28"/>
-          <w:lang w:val="en-IN"/>
-        </w:rPr>
-        <w:t>The user enters a username and password in a login form.</w:t>
-      </w:r>
-    </w:p>
-    <w:p>
-      <w:pPr>
-        <w:pStyle w:val="BodyText"/>
+        <w:rPr>
+          <w:lang w:val="en-IN"/>
+        </w:rPr>
+      </w:pPr>
+      <w:r>
+        <w:rPr>
+          <w:b/>
+          <w:bCs/>
+          <w:lang w:val="en-IN"/>
+        </w:rPr>
+        <w:t>EJS</w:t>
+      </w:r>
+      <w:r>
+        <w:rPr>
+          <w:lang w:val="en-IN"/>
+        </w:rPr>
+        <w:t xml:space="preserve"> — displays the database data dynamically on the HTML page</w:t>
+      </w:r>
+    </w:p>
+    <w:p>
+      <w:pPr>
         <w:numPr>
           <w:ilvl w:val="0"/>
-          <w:numId w:val="10"/>
+          <w:numId w:val="15"/>
         </w:numPr>
-        <w:ind w:right="51"/>
-        <w:rPr>
-          <w:sz w:val="28"/>
-          <w:szCs w:val="28"/>
-          <w:lang w:val="en-IN"/>
-        </w:rPr>
-      </w:pPr>
-      <w:r>
-        <w:rPr>
-          <w:sz w:val="28"/>
-          <w:szCs w:val="28"/>
-          <w:lang w:val="en-IN"/>
-        </w:rPr>
-        <w:t>The form sends the data to the server.</w:t>
-      </w:r>
-    </w:p>
-    <w:p>
-      <w:pPr>
-        <w:pStyle w:val="BodyText"/>
-        <w:numPr>
-          <w:ilvl w:val="0"/>
-          <w:numId w:val="10"/>
-        </w:numPr>
-        <w:ind w:right="51"/>
-        <w:rPr>
-          <w:sz w:val="28"/>
-          <w:szCs w:val="28"/>
-          <w:lang w:val="en-IN"/>
-        </w:rPr>
-      </w:pPr>
-      <w:r>
-        <w:rPr>
-          <w:sz w:val="28"/>
-          <w:szCs w:val="28"/>
-          <w:lang w:val="en-IN"/>
-        </w:rPr>
-        <w:t>The server checks the entered data with the records stored in the database.</w:t>
-      </w:r>
-    </w:p>
-    <w:p>
-      <w:pPr>
-        <w:pStyle w:val="BodyText"/>
-        <w:numPr>
-          <w:ilvl w:val="0"/>
-          <w:numId w:val="10"/>
-        </w:numPr>
-        <w:ind w:right="51"/>
-        <w:rPr>
-          <w:sz w:val="28"/>
-          <w:szCs w:val="28"/>
-          <w:lang w:val="en-IN"/>
-        </w:rPr>
-      </w:pPr>
-      <w:r>
-        <w:rPr>
-          <w:sz w:val="28"/>
-          <w:szCs w:val="28"/>
-          <w:lang w:val="en-IN"/>
-        </w:rPr>
-        <w:t>If the credentials match:</w:t>
-      </w:r>
-    </w:p>
-    <w:p>
-      <w:pPr>
-        <w:pStyle w:val="BodyText"/>
-        <w:numPr>
-          <w:ilvl w:val="1"/>
-          <w:numId w:val="10"/>
-        </w:numPr>
-        <w:ind w:right="51"/>
-        <w:rPr>
-          <w:sz w:val="28"/>
-          <w:szCs w:val="28"/>
-          <w:lang w:val="en-IN"/>
-        </w:rPr>
-      </w:pPr>
-      <w:r>
-        <w:rPr>
-          <w:sz w:val="28"/>
-          <w:szCs w:val="28"/>
-          <w:lang w:val="en-IN"/>
-        </w:rPr>
-        <w:t>The user is logged in.</w:t>
-      </w:r>
-    </w:p>
-    <w:p>
-      <w:pPr>
-        <w:pStyle w:val="BodyText"/>
-        <w:numPr>
-          <w:ilvl w:val="1"/>
-          <w:numId w:val="10"/>
-        </w:numPr>
-        <w:ind w:right="51"/>
-        <w:rPr>
-          <w:sz w:val="28"/>
-          <w:szCs w:val="28"/>
-          <w:lang w:val="en-IN"/>
-        </w:rPr>
-      </w:pPr>
-      <w:r>
-        <w:rPr>
-          <w:sz w:val="28"/>
-          <w:szCs w:val="28"/>
-          <w:lang w:val="en-IN"/>
-        </w:rPr>
-        <w:t>A session is created.</w:t>
-      </w:r>
-    </w:p>
-    <w:p>
-      <w:pPr>
-        <w:pStyle w:val="BodyText"/>
-        <w:numPr>
-          <w:ilvl w:val="0"/>
-          <w:numId w:val="10"/>
-        </w:numPr>
-        <w:ind w:right="51"/>
-        <w:rPr>
-          <w:sz w:val="28"/>
-          <w:szCs w:val="28"/>
-          <w:lang w:val="en-IN"/>
-        </w:rPr>
-      </w:pPr>
-      <w:r>
-        <w:rPr>
-          <w:sz w:val="28"/>
-          <w:szCs w:val="28"/>
-          <w:lang w:val="en-IN"/>
-        </w:rPr>
-        <w:t>If the credentials do not match:</w:t>
-      </w:r>
-    </w:p>
-    <w:p>
-      <w:pPr>
-        <w:pStyle w:val="BodyText"/>
-        <w:numPr>
-          <w:ilvl w:val="1"/>
-          <w:numId w:val="10"/>
-        </w:numPr>
-        <w:ind w:right="51"/>
-        <w:rPr>
-          <w:sz w:val="28"/>
-          <w:szCs w:val="28"/>
-          <w:lang w:val="en-IN"/>
-        </w:rPr>
-      </w:pPr>
-      <w:r>
-        <w:rPr>
-          <w:sz w:val="28"/>
-          <w:szCs w:val="28"/>
-          <w:lang w:val="en-IN"/>
-        </w:rPr>
-        <w:t>An error message is displayed.</w:t>
-      </w:r>
-    </w:p>
-    <w:p>
-      <w:pPr>
-        <w:pStyle w:val="BodyText"/>
-        <w:ind w:right="51"/>
-        <w:rPr>
-          <w:sz w:val="28"/>
-          <w:szCs w:val="28"/>
-          <w:lang w:val="en-IN"/>
-        </w:rPr>
-      </w:pPr>
-    </w:p>
-    <w:p>
-      <w:pPr>
-        <w:pStyle w:val="BodyText"/>
-        <w:ind w:right="51"/>
-        <w:rPr>
-          <w:sz w:val="28"/>
-          <w:szCs w:val="28"/>
-          <w:lang w:val="en-IN"/>
-        </w:rPr>
-      </w:pPr>
-      <w:r>
-        <w:rPr>
-          <w:sz w:val="28"/>
-          <w:szCs w:val="28"/>
-          <w:lang w:val="en-IN"/>
-        </w:rPr>
-        <w:pict w14:anchorId="38A27E57">
-          <v:rect id="_x0000_i1088" style="width:0;height:1.5pt" o:hralign="center" o:hrstd="t" o:hr="t" fillcolor="#a0a0a0" stroked="f"/>
+        <w:rPr>
+          <w:lang w:val="en-IN"/>
+        </w:rPr>
+      </w:pPr>
+      <w:r>
+        <w:rPr>
+          <w:b/>
+          <w:bCs/>
+          <w:lang w:val="en-IN"/>
+        </w:rPr>
+        <w:t>Express-Session</w:t>
+      </w:r>
+      <w:r>
+        <w:rPr>
+          <w:lang w:val="en-IN"/>
+        </w:rPr>
+        <w:t xml:space="preserve"> — keeps the user logged in after authentication</w:t>
+      </w:r>
+    </w:p>
+    <w:p>
+      <w:pPr>
+        <w:rPr>
+          <w:lang w:val="en-IN"/>
+        </w:rPr>
+      </w:pPr>
+      <w:r>
+        <w:rPr>
+          <w:lang w:val="en-IN"/>
+        </w:rPr>
+        <w:pict w14:anchorId="70AE4FDE">
+          <v:rect id="_x0000_i1215" style="width:0;height:1.5pt" o:hralign="center" o:hrstd="t" o:hr="t" fillcolor="#a0a0a0" stroked="f"/>
         </w:pict>
       </w:r>
     </w:p>
     <w:p>
       <w:pPr>
-        <w:pStyle w:val="BodyText"/>
-        <w:ind w:right="51"/>
-        <w:rPr>
-          <w:sz w:val="28"/>
-          <w:szCs w:val="28"/>
-          <w:lang w:val="en-IN"/>
-        </w:rPr>
-      </w:pPr>
-    </w:p>
-    <w:p>
-      <w:pPr>
-        <w:pStyle w:val="BodyText"/>
-        <w:ind w:right="51"/>
-        <w:rPr>
-          <w:sz w:val="28"/>
-          <w:szCs w:val="28"/>
-          <w:lang w:val="en-IN"/>
-        </w:rPr>
-      </w:pPr>
-    </w:p>
-    <w:p>
-      <w:pPr>
-        <w:pStyle w:val="BodyText"/>
-        <w:ind w:right="51"/>
-        <w:rPr>
-          <w:sz w:val="28"/>
-          <w:szCs w:val="28"/>
-          <w:lang w:val="en-IN"/>
-        </w:rPr>
-      </w:pPr>
-    </w:p>
-    <w:p>
-      <w:pPr>
-        <w:pStyle w:val="BodyText"/>
-        <w:ind w:right="51"/>
-        <w:rPr>
-          <w:sz w:val="28"/>
-          <w:szCs w:val="28"/>
-          <w:lang w:val="en-IN"/>
-        </w:rPr>
-      </w:pPr>
-    </w:p>
-    <w:p>
-      <w:pPr>
-        <w:pStyle w:val="BodyText"/>
-        <w:ind w:right="51"/>
-        <w:rPr>
-          <w:sz w:val="28"/>
-          <w:szCs w:val="28"/>
-          <w:lang w:val="en-IN"/>
-        </w:rPr>
-      </w:pPr>
-    </w:p>
-    <w:p>
-      <w:pPr>
-        <w:pStyle w:val="BodyText"/>
-        <w:ind w:right="51"/>
-        <w:rPr>
-          <w:sz w:val="28"/>
-          <w:szCs w:val="28"/>
-          <w:lang w:val="en-IN"/>
-        </w:rPr>
-      </w:pPr>
-    </w:p>
-    <w:p>
-      <w:pPr>
-        <w:pStyle w:val="BodyText"/>
-        <w:ind w:right="51"/>
-        <w:rPr>
-          <w:b/>
-          <w:bCs/>
-          <w:sz w:val="28"/>
-          <w:szCs w:val="28"/>
-          <w:lang w:val="en-IN"/>
-        </w:rPr>
-      </w:pPr>
-      <w:r>
-        <w:rPr>
-          <w:b/>
-          <w:bCs/>
-          <w:sz w:val="28"/>
-          <w:szCs w:val="28"/>
-          <w:lang w:val="en-IN"/>
-        </w:rPr>
-        <w:t>Validation in PHP</w:t>
-      </w:r>
-    </w:p>
-    <w:p>
-      <w:pPr>
-        <w:pStyle w:val="BodyText"/>
-        <w:ind w:right="51"/>
-        <w:rPr>
-          <w:b/>
-          <w:bCs/>
-          <w:sz w:val="28"/>
-          <w:szCs w:val="28"/>
-          <w:lang w:val="en-IN"/>
-        </w:rPr>
-      </w:pPr>
-    </w:p>
-    <w:p>
-      <w:pPr>
-        <w:pStyle w:val="BodyText"/>
-        <w:ind w:right="51"/>
-        <w:rPr>
-          <w:sz w:val="28"/>
-          <w:szCs w:val="28"/>
-          <w:lang w:val="en-IN"/>
-        </w:rPr>
-      </w:pPr>
-      <w:r>
-        <w:rPr>
-          <w:sz w:val="28"/>
-          <w:szCs w:val="28"/>
-          <w:lang w:val="en-IN"/>
-        </w:rPr>
-        <w:t>In PHP:</w:t>
-      </w:r>
-    </w:p>
-    <w:p>
-      <w:pPr>
-        <w:pStyle w:val="BodyText"/>
-        <w:numPr>
-          <w:ilvl w:val="0"/>
-          <w:numId w:val="11"/>
-        </w:numPr>
-        <w:ind w:right="51"/>
-        <w:rPr>
-          <w:sz w:val="28"/>
-          <w:szCs w:val="28"/>
-          <w:lang w:val="en-IN"/>
-        </w:rPr>
-      </w:pPr>
-      <w:r>
-        <w:rPr>
-          <w:sz w:val="28"/>
-          <w:szCs w:val="28"/>
-          <w:lang w:val="en-IN"/>
-        </w:rPr>
-        <w:t>User input is collected using $_POST.</w:t>
-      </w:r>
-    </w:p>
-    <w:p>
-      <w:pPr>
-        <w:pStyle w:val="BodyText"/>
-        <w:numPr>
-          <w:ilvl w:val="0"/>
-          <w:numId w:val="11"/>
-        </w:numPr>
-        <w:ind w:right="51"/>
-        <w:rPr>
-          <w:sz w:val="28"/>
-          <w:szCs w:val="28"/>
-          <w:lang w:val="en-IN"/>
-        </w:rPr>
-      </w:pPr>
-      <w:r>
-        <w:rPr>
-          <w:sz w:val="28"/>
-          <w:szCs w:val="28"/>
-          <w:lang w:val="en-IN"/>
-        </w:rPr>
-        <w:t>The server connects to a database (like MySQL).</w:t>
-      </w:r>
-    </w:p>
-    <w:p>
-      <w:pPr>
-        <w:pStyle w:val="BodyText"/>
-        <w:numPr>
-          <w:ilvl w:val="0"/>
-          <w:numId w:val="11"/>
-        </w:numPr>
-        <w:ind w:right="51"/>
-        <w:rPr>
-          <w:sz w:val="28"/>
-          <w:szCs w:val="28"/>
-          <w:lang w:val="en-IN"/>
-        </w:rPr>
-      </w:pPr>
-      <w:r>
-        <w:rPr>
-          <w:sz w:val="28"/>
-          <w:szCs w:val="28"/>
-          <w:lang w:val="en-IN"/>
-        </w:rPr>
-        <w:t>A query checks if the username and password exist.</w:t>
-      </w:r>
-    </w:p>
-    <w:p>
-      <w:pPr>
-        <w:pStyle w:val="BodyText"/>
-        <w:numPr>
-          <w:ilvl w:val="0"/>
-          <w:numId w:val="11"/>
-        </w:numPr>
-        <w:ind w:right="51"/>
-        <w:rPr>
-          <w:sz w:val="28"/>
-          <w:szCs w:val="28"/>
-          <w:lang w:val="en-IN"/>
-        </w:rPr>
-      </w:pPr>
-      <w:r>
-        <w:rPr>
-          <w:sz w:val="28"/>
-          <w:szCs w:val="28"/>
-          <w:lang w:val="en-IN"/>
-        </w:rPr>
-        <w:t xml:space="preserve">If valid, a session is started using </w:t>
+        <w:rPr>
+          <w:b/>
+          <w:bCs/>
+          <w:lang w:val="en-IN"/>
+        </w:rPr>
+      </w:pPr>
+      <w:r>
+        <w:rPr>
+          <w:b/>
+          <w:bCs/>
+          <w:lang w:val="en-IN"/>
+        </w:rPr>
+        <w:t>6. How the Project Works</w:t>
+      </w:r>
+    </w:p>
+    <w:p>
+      <w:pPr>
+        <w:rPr>
+          <w:lang w:val="en-IN"/>
+        </w:rPr>
+      </w:pPr>
+      <w:r>
+        <w:rPr>
+          <w:lang w:val="en-IN"/>
+        </w:rPr>
+        <w:t xml:space="preserve">When a user opens </w:t>
       </w:r>
       <w:proofErr w:type="spellStart"/>
       <w:r>
         <w:rPr>
-          <w:sz w:val="28"/>
-          <w:szCs w:val="28"/>
-          <w:lang w:val="en-IN"/>
-        </w:rPr>
-        <w:t>session_start</w:t>
+          <w:lang w:val="en-IN"/>
+        </w:rPr>
+        <w:t>CricketHub</w:t>
       </w:r>
       <w:proofErr w:type="spellEnd"/>
       <w:r>
         <w:rPr>
-          <w:sz w:val="28"/>
-          <w:szCs w:val="28"/>
-          <w:lang w:val="en-IN"/>
-        </w:rPr>
-        <w:t>().</w:t>
-      </w:r>
-    </w:p>
-    <w:p>
-      <w:pPr>
-        <w:pStyle w:val="BodyText"/>
-        <w:ind w:right="51"/>
-        <w:rPr>
-          <w:sz w:val="28"/>
-          <w:szCs w:val="28"/>
-          <w:lang w:val="en-IN"/>
-        </w:rPr>
-      </w:pPr>
-      <w:r>
-        <w:rPr>
-          <w:sz w:val="28"/>
-          <w:szCs w:val="28"/>
-          <w:lang w:val="en-IN"/>
-        </w:rPr>
-        <w:pict w14:anchorId="4CD5B462">
-          <v:rect id="_x0000_i1070" style="width:0;height:1.5pt" o:hralign="center" o:hrstd="t" o:hr="t" fillcolor="#a0a0a0" stroked="f"/>
+          <w:lang w:val="en-IN"/>
+        </w:rPr>
+        <w:t>, they first register by filling a form with their name, email, password, and gender. This data is sent to the server and stored in the MongoDB database. When the user logs in, the server retrieves their data from the database and displays it on the dashboard page dynamically.</w:t>
+      </w:r>
+    </w:p>
+    <w:p>
+      <w:pPr>
+        <w:rPr>
+          <w:lang w:val="en-IN"/>
+        </w:rPr>
+      </w:pPr>
+      <w:r>
+        <w:rPr>
+          <w:lang w:val="en-IN"/>
+        </w:rPr>
+        <w:pict w14:anchorId="6A3ADDA0">
+          <v:rect id="_x0000_i1216" style="width:0;height:1.5pt" o:hralign="center" o:hrstd="t" o:hr="t" fillcolor="#a0a0a0" stroked="f"/>
         </w:pict>
       </w:r>
     </w:p>
     <w:p>
       <w:pPr>
-        <w:pStyle w:val="BodyText"/>
-        <w:ind w:right="51"/>
-        <w:rPr>
-          <w:sz w:val="28"/>
-          <w:szCs w:val="28"/>
-          <w:lang w:val="en-IN"/>
-        </w:rPr>
-      </w:pPr>
-    </w:p>
-    <w:p>
-      <w:pPr>
-        <w:pStyle w:val="BodyText"/>
-        <w:ind w:right="51"/>
-        <w:rPr>
-          <w:b/>
-          <w:bCs/>
-          <w:sz w:val="28"/>
-          <w:szCs w:val="28"/>
-          <w:lang w:val="en-IN"/>
-        </w:rPr>
-      </w:pPr>
-      <w:r>
-        <w:rPr>
-          <w:b/>
-          <w:bCs/>
-          <w:sz w:val="28"/>
-          <w:szCs w:val="28"/>
-          <w:lang w:val="en-IN"/>
-        </w:rPr>
-        <w:t>Validation in Node.js</w:t>
-      </w:r>
-    </w:p>
-    <w:p>
-      <w:pPr>
-        <w:pStyle w:val="BodyText"/>
-        <w:ind w:right="51"/>
-        <w:rPr>
-          <w:sz w:val="28"/>
-          <w:szCs w:val="28"/>
-          <w:lang w:val="en-IN"/>
-        </w:rPr>
-      </w:pPr>
-      <w:r>
-        <w:rPr>
-          <w:sz w:val="28"/>
-          <w:szCs w:val="28"/>
-          <w:lang w:val="en-IN"/>
-        </w:rPr>
-        <w:t>In Node.js:</w:t>
-      </w:r>
-    </w:p>
-    <w:p>
-      <w:pPr>
-        <w:pStyle w:val="BodyText"/>
-        <w:numPr>
-          <w:ilvl w:val="0"/>
-          <w:numId w:val="12"/>
-        </w:numPr>
-        <w:ind w:right="51"/>
-        <w:rPr>
-          <w:sz w:val="28"/>
-          <w:szCs w:val="28"/>
-          <w:lang w:val="en-IN"/>
-        </w:rPr>
-      </w:pPr>
-      <w:r>
-        <w:rPr>
-          <w:sz w:val="28"/>
-          <w:szCs w:val="28"/>
-          <w:lang w:val="en-IN"/>
-        </w:rPr>
-        <w:t>The Express framework handles requests.</w:t>
-      </w:r>
-    </w:p>
-    <w:p>
-      <w:pPr>
-        <w:pStyle w:val="BodyText"/>
-        <w:numPr>
-          <w:ilvl w:val="0"/>
-          <w:numId w:val="12"/>
-        </w:numPr>
-        <w:ind w:right="51"/>
-        <w:rPr>
-          <w:sz w:val="28"/>
-          <w:szCs w:val="28"/>
-          <w:lang w:val="en-IN"/>
-        </w:rPr>
-      </w:pPr>
-      <w:r>
-        <w:rPr>
-          <w:sz w:val="28"/>
-          <w:szCs w:val="28"/>
-          <w:lang w:val="en-IN"/>
-        </w:rPr>
-        <w:t>The server checks user data in a database (like MongoDB or MySQL).</w:t>
-      </w:r>
-    </w:p>
-    <w:p>
-      <w:pPr>
-        <w:pStyle w:val="BodyText"/>
-        <w:numPr>
-          <w:ilvl w:val="0"/>
-          <w:numId w:val="12"/>
-        </w:numPr>
-        <w:ind w:right="51"/>
-        <w:rPr>
-          <w:sz w:val="28"/>
-          <w:szCs w:val="28"/>
-          <w:lang w:val="en-IN"/>
-        </w:rPr>
-      </w:pPr>
-      <w:r>
-        <w:rPr>
-          <w:sz w:val="28"/>
-          <w:szCs w:val="28"/>
-          <w:lang w:val="en-IN"/>
-        </w:rPr>
-        <w:t xml:space="preserve">Passwords are compared using secure libraries like </w:t>
-      </w:r>
-      <w:proofErr w:type="spellStart"/>
-      <w:r>
-        <w:rPr>
-          <w:sz w:val="28"/>
-          <w:szCs w:val="28"/>
-          <w:lang w:val="en-IN"/>
-        </w:rPr>
-        <w:t>bcrypt</w:t>
-      </w:r>
-      <w:proofErr w:type="spellEnd"/>
-      <w:r>
-        <w:rPr>
-          <w:sz w:val="28"/>
-          <w:szCs w:val="28"/>
-          <w:lang w:val="en-IN"/>
-        </w:rPr>
-        <w:t>.</w:t>
-      </w:r>
-    </w:p>
-    <w:p>
-      <w:pPr>
-        <w:pStyle w:val="BodyText"/>
-        <w:numPr>
-          <w:ilvl w:val="0"/>
-          <w:numId w:val="12"/>
-        </w:numPr>
-        <w:ind w:right="51"/>
-        <w:rPr>
-          <w:sz w:val="28"/>
-          <w:szCs w:val="28"/>
-          <w:lang w:val="en-IN"/>
-        </w:rPr>
-      </w:pPr>
-      <w:r>
-        <w:rPr>
-          <w:sz w:val="28"/>
-          <w:szCs w:val="28"/>
-          <w:lang w:val="en-IN"/>
-        </w:rPr>
-        <w:t>If valid, a session or token is generated.</w:t>
-      </w:r>
-    </w:p>
-    <w:p>
-      <w:pPr>
-        <w:pStyle w:val="BodyText"/>
-        <w:ind w:right="51"/>
-        <w:rPr>
-          <w:sz w:val="28"/>
-          <w:szCs w:val="28"/>
-          <w:lang w:val="en-IN"/>
-        </w:rPr>
-      </w:pPr>
-    </w:p>
-    <w:p>
-      <w:pPr>
-        <w:pStyle w:val="BodyText"/>
-        <w:ind w:right="51"/>
-        <w:rPr>
-          <w:sz w:val="28"/>
-          <w:szCs w:val="28"/>
-          <w:lang w:val="en-IN"/>
-        </w:rPr>
-      </w:pPr>
-      <w:r>
-        <w:rPr>
-          <w:sz w:val="28"/>
-          <w:szCs w:val="28"/>
-          <w:lang w:val="en-IN"/>
-        </w:rPr>
-        <w:pict w14:anchorId="3D75F934">
-          <v:rect id="_x0000_i1071" style="width:0;height:1.5pt" o:hralign="center" o:hrstd="t" o:hr="t" fillcolor="#a0a0a0" stroked="f"/>
+        <w:rPr>
+          <w:b/>
+          <w:bCs/>
+          <w:lang w:val="en-IN"/>
+        </w:rPr>
+      </w:pPr>
+      <w:r>
+        <w:rPr>
+          <w:b/>
+          <w:bCs/>
+          <w:lang w:val="en-IN"/>
+        </w:rPr>
+        <w:t>7. Storing Data</w:t>
+      </w:r>
+    </w:p>
+    <w:p>
+      <w:pPr>
+        <w:rPr>
+          <w:lang w:val="en-IN"/>
+        </w:rPr>
+      </w:pPr>
+      <w:r>
+        <w:rPr>
+          <w:lang w:val="en-IN"/>
+        </w:rPr>
+        <w:t xml:space="preserve">When the user submits the registration form, the server receives the form data and checks if the email already exists in the database. If it does not exist, a new user document is created and saved into the MongoDB database. This is the </w:t>
+      </w:r>
+      <w:r>
+        <w:rPr>
+          <w:b/>
+          <w:bCs/>
+          <w:lang w:val="en-IN"/>
+        </w:rPr>
+        <w:t>store</w:t>
+      </w:r>
+      <w:r>
+        <w:rPr>
+          <w:lang w:val="en-IN"/>
+        </w:rPr>
+        <w:t xml:space="preserve"> operation.</w:t>
+      </w:r>
+    </w:p>
+    <w:p>
+      <w:pPr>
+        <w:rPr>
+          <w:lang w:val="en-IN"/>
+        </w:rPr>
+      </w:pPr>
+      <w:r>
+        <w:rPr>
+          <w:lang w:val="en-IN"/>
+        </w:rPr>
+        <w:pict w14:anchorId="6F552534">
+          <v:rect id="_x0000_i1217" style="width:0;height:1.5pt" o:hralign="center" o:hrstd="t" o:hr="t" fillcolor="#a0a0a0" stroked="f"/>
         </w:pict>
       </w:r>
     </w:p>
     <w:p>
       <w:pPr>
-        <w:pStyle w:val="BodyText"/>
-        <w:ind w:right="51"/>
-        <w:rPr>
-          <w:sz w:val="28"/>
-          <w:szCs w:val="28"/>
-          <w:lang w:val="en-IN"/>
-        </w:rPr>
-      </w:pPr>
-    </w:p>
-    <w:p>
-      <w:pPr>
-        <w:pStyle w:val="BodyText"/>
-        <w:ind w:right="51"/>
-        <w:rPr>
-          <w:b/>
-          <w:bCs/>
-          <w:sz w:val="28"/>
-          <w:szCs w:val="28"/>
-          <w:lang w:val="en-IN"/>
-        </w:rPr>
-      </w:pPr>
-      <w:r>
-        <w:rPr>
-          <w:b/>
-          <w:bCs/>
-          <w:sz w:val="28"/>
-          <w:szCs w:val="28"/>
-          <w:lang w:val="en-IN"/>
-        </w:rPr>
-        <w:t>Importance of Security</w:t>
-      </w:r>
-    </w:p>
-    <w:p>
-      <w:pPr>
-        <w:pStyle w:val="BodyText"/>
-        <w:ind w:right="51"/>
-        <w:rPr>
-          <w:sz w:val="28"/>
-          <w:szCs w:val="28"/>
-          <w:lang w:val="en-IN"/>
-        </w:rPr>
-      </w:pPr>
-      <w:r>
-        <w:rPr>
-          <w:sz w:val="28"/>
-          <w:szCs w:val="28"/>
-          <w:lang w:val="en-IN"/>
-        </w:rPr>
-        <w:t>For better security:</w:t>
-      </w:r>
-    </w:p>
-    <w:p>
-      <w:pPr>
-        <w:pStyle w:val="BodyText"/>
-        <w:numPr>
-          <w:ilvl w:val="0"/>
-          <w:numId w:val="13"/>
-        </w:numPr>
-        <w:ind w:right="51"/>
-        <w:rPr>
-          <w:sz w:val="28"/>
-          <w:szCs w:val="28"/>
-          <w:lang w:val="en-IN"/>
-        </w:rPr>
-      </w:pPr>
-      <w:r>
-        <w:rPr>
-          <w:sz w:val="28"/>
-          <w:szCs w:val="28"/>
-          <w:lang w:val="en-IN"/>
-        </w:rPr>
-        <w:t>Passwords should be encrypted or hashed.</w:t>
-      </w:r>
-    </w:p>
-    <w:p>
-      <w:pPr>
-        <w:pStyle w:val="BodyText"/>
-        <w:numPr>
-          <w:ilvl w:val="0"/>
-          <w:numId w:val="13"/>
-        </w:numPr>
-        <w:ind w:right="51"/>
-        <w:rPr>
-          <w:sz w:val="28"/>
-          <w:szCs w:val="28"/>
-          <w:lang w:val="en-IN"/>
-        </w:rPr>
-      </w:pPr>
-      <w:r>
-        <w:rPr>
-          <w:sz w:val="28"/>
-          <w:szCs w:val="28"/>
-          <w:lang w:val="en-IN"/>
-        </w:rPr>
-        <w:t>Sessions should be properly managed.</w:t>
-      </w:r>
-    </w:p>
-    <w:p>
-      <w:pPr>
-        <w:pStyle w:val="BodyText"/>
-        <w:numPr>
-          <w:ilvl w:val="0"/>
-          <w:numId w:val="13"/>
-        </w:numPr>
-        <w:ind w:right="51"/>
-        <w:rPr>
-          <w:sz w:val="28"/>
-          <w:szCs w:val="28"/>
-          <w:lang w:val="en-IN"/>
-        </w:rPr>
-      </w:pPr>
-      <w:r>
-        <w:rPr>
-          <w:sz w:val="28"/>
-          <w:szCs w:val="28"/>
-          <w:lang w:val="en-IN"/>
-        </w:rPr>
-        <w:t>SQL injection should be prevented using prepared statements.</w:t>
-      </w:r>
-    </w:p>
-    <w:p>
-      <w:pPr>
-        <w:pStyle w:val="BodyText"/>
-        <w:ind w:right="51"/>
-        <w:rPr>
-          <w:sz w:val="28"/>
-          <w:szCs w:val="28"/>
-          <w:lang w:val="en-IN"/>
-        </w:rPr>
-      </w:pPr>
-    </w:p>
-    <w:p>
-      <w:pPr>
-        <w:pStyle w:val="BodyText"/>
-        <w:ind w:right="51"/>
-        <w:rPr>
-          <w:sz w:val="28"/>
-          <w:szCs w:val="28"/>
-          <w:lang w:val="en-IN"/>
-        </w:rPr>
-      </w:pPr>
-      <w:r>
-        <w:rPr>
-          <w:sz w:val="28"/>
-          <w:szCs w:val="28"/>
-          <w:lang w:val="en-IN"/>
-        </w:rPr>
-        <w:pict w14:anchorId="71E6256A">
-          <v:rect id="_x0000_i1072" style="width:0;height:1.5pt" o:hralign="center" o:hrstd="t" o:hr="t" fillcolor="#a0a0a0" stroked="f"/>
+        <w:rPr>
+          <w:lang w:val="en-IN"/>
+        </w:rPr>
+      </w:pPr>
+    </w:p>
+    <w:p>
+      <w:pPr>
+        <w:rPr>
+          <w:lang w:val="en-IN"/>
+        </w:rPr>
+      </w:pPr>
+    </w:p>
+    <w:p>
+      <w:pPr>
+        <w:rPr>
+          <w:lang w:val="en-IN"/>
+        </w:rPr>
+      </w:pPr>
+    </w:p>
+    <w:p>
+      <w:pPr>
+        <w:rPr>
+          <w:lang w:val="en-IN"/>
+        </w:rPr>
+      </w:pPr>
+    </w:p>
+    <w:p>
+      <w:pPr>
+        <w:rPr>
+          <w:b/>
+          <w:bCs/>
+          <w:lang w:val="en-IN"/>
+        </w:rPr>
+      </w:pPr>
+      <w:r>
+        <w:rPr>
+          <w:b/>
+          <w:bCs/>
+          <w:lang w:val="en-IN"/>
+        </w:rPr>
+        <w:lastRenderedPageBreak/>
+        <w:t>8. Retrieving Data</w:t>
+      </w:r>
+    </w:p>
+    <w:p>
+      <w:pPr>
+        <w:rPr>
+          <w:lang w:val="en-IN"/>
+        </w:rPr>
+      </w:pPr>
+      <w:r>
+        <w:rPr>
+          <w:lang w:val="en-IN"/>
+        </w:rPr>
+        <w:t xml:space="preserve">When the user logs in successfully, their information is saved in a session. When they visit the dashboard, the server uses the session information to find the user in the database and fetch their complete data. This fetched data — such as name, email, and gender — is then sent to the EJS template and displayed on the dashboard. This is the </w:t>
+      </w:r>
+      <w:r>
+        <w:rPr>
+          <w:b/>
+          <w:bCs/>
+          <w:lang w:val="en-IN"/>
+        </w:rPr>
+        <w:t>retrieve</w:t>
+      </w:r>
+      <w:r>
+        <w:rPr>
+          <w:lang w:val="en-IN"/>
+        </w:rPr>
+        <w:t xml:space="preserve"> operation.</w:t>
+      </w:r>
+    </w:p>
+    <w:p>
+      <w:pPr>
+        <w:rPr>
+          <w:lang w:val="en-IN"/>
+        </w:rPr>
+      </w:pPr>
+      <w:r>
+        <w:rPr>
+          <w:lang w:val="en-IN"/>
+        </w:rPr>
+        <w:pict w14:anchorId="3081332D">
+          <v:rect id="_x0000_i1218" style="width:0;height:1.5pt" o:hralign="center" o:hrstd="t" o:hr="t" fillcolor="#a0a0a0" stroked="f"/>
         </w:pict>
       </w:r>
     </w:p>
     <w:p>
       <w:pPr>
         <w:rPr>
-          <w:sz w:val="28"/>
-          <w:szCs w:val="28"/>
-          <w:lang w:val="en-IN"/>
-        </w:rPr>
-      </w:pPr>
-    </w:p>
-    <w:p>
-      <w:pPr>
-        <w:rPr>
-          <w:b/>
-          <w:bCs/>
-          <w:sz w:val="28"/>
-          <w:szCs w:val="28"/>
-          <w:u w:val="single"/>
-          <w:lang w:val="en-IN"/>
-        </w:rPr>
-      </w:pPr>
-      <w:r>
-        <w:rPr>
-          <w:b/>
-          <w:bCs/>
-          <w:sz w:val="28"/>
-          <w:szCs w:val="28"/>
-          <w:u w:val="single"/>
-          <w:lang w:val="en-IN"/>
-        </w:rPr>
-        <w:t>Website Images</w:t>
-      </w:r>
-      <w:r>
-        <w:rPr>
-          <w:b/>
-          <w:bCs/>
-          <w:sz w:val="28"/>
-          <w:szCs w:val="28"/>
-          <w:u w:val="single"/>
-          <w:lang w:val="en-IN"/>
-        </w:rPr>
-        <w:t xml:space="preserve"> :-</w:t>
-      </w:r>
-    </w:p>
-    <w:p>
-      <w:pPr>
-        <w:rPr>
-          <w:b/>
-          <w:bCs/>
-          <w:sz w:val="28"/>
-          <w:szCs w:val="28"/>
-          <w:u w:val="single"/>
-          <w:lang w:val="en-IN"/>
+          <w:b/>
+          <w:bCs/>
+          <w:lang w:val="en-IN"/>
+        </w:rPr>
+      </w:pPr>
+      <w:r>
+        <w:rPr>
+          <w:b/>
+          <w:bCs/>
+          <w:lang w:val="en-IN"/>
+        </w:rPr>
+        <w:t>9. How Data is Displayed on Dashboard</w:t>
+      </w:r>
+    </w:p>
+    <w:p>
+      <w:pPr>
+        <w:rPr>
+          <w:lang w:val="en-IN"/>
+        </w:rPr>
+      </w:pPr>
+      <w:r>
+        <w:rPr>
+          <w:lang w:val="en-IN"/>
+        </w:rPr>
+        <w:t xml:space="preserve">The dashboard page is built using EJS which is a templating engine. EJS allows us to write HTML mixed with dynamic data coming from the server. </w:t>
+      </w:r>
+      <w:proofErr w:type="gramStart"/>
+      <w:r>
+        <w:rPr>
+          <w:lang w:val="en-IN"/>
+        </w:rPr>
+        <w:t>So</w:t>
+      </w:r>
+      <w:proofErr w:type="gramEnd"/>
+      <w:r>
+        <w:rPr>
+          <w:lang w:val="en-IN"/>
+        </w:rPr>
+        <w:t xml:space="preserve"> when the user opens the dashboard, they can see their own name, email, and gender that was stored in the MongoDB database at the time of registration.</w:t>
+      </w:r>
+    </w:p>
+    <w:p>
+      <w:pPr>
+        <w:rPr>
+          <w:lang w:val="en-IN"/>
+        </w:rPr>
+      </w:pPr>
+      <w:r>
+        <w:rPr>
+          <w:lang w:val="en-IN"/>
+        </w:rPr>
+        <w:pict w14:anchorId="679525C7">
+          <v:rect id="_x0000_i1219" style="width:0;height:1.5pt" o:hralign="center" o:hrstd="t" o:hr="t" fillcolor="#a0a0a0" stroked="f"/>
+        </w:pict>
+      </w:r>
+    </w:p>
+    <w:p>
+      <w:pPr>
+        <w:rPr>
+          <w:b/>
+          <w:bCs/>
+          <w:sz w:val="28"/>
+          <w:szCs w:val="28"/>
+          <w:u w:val="single"/>
+        </w:rPr>
+      </w:pPr>
+      <w:proofErr w:type="gramStart"/>
+      <w:r>
+        <w:rPr>
+          <w:b/>
+          <w:bCs/>
+          <w:sz w:val="28"/>
+          <w:szCs w:val="28"/>
+          <w:u w:val="single"/>
+        </w:rPr>
+        <w:t xml:space="preserve">Output </w:t>
+      </w:r>
+      <w:r>
+        <w:rPr>
+          <w:b/>
+          <w:bCs/>
+          <w:sz w:val="28"/>
+          <w:szCs w:val="28"/>
+          <w:u w:val="single"/>
+        </w:rPr>
+        <w:t>:</w:t>
+      </w:r>
+      <w:proofErr w:type="gramEnd"/>
+      <w:r>
+        <w:rPr>
+          <w:b/>
+          <w:bCs/>
+          <w:sz w:val="28"/>
+          <w:szCs w:val="28"/>
+          <w:u w:val="single"/>
+        </w:rPr>
+        <w:t xml:space="preserve">- </w:t>
+      </w:r>
+    </w:p>
+    <w:p>
+      <w:pPr>
+        <w:rPr>
+          <w:u w:val="single"/>
         </w:rPr>
       </w:pPr>
     </w:p>
@@ -1953,66 +1628,61 @@
         <w:pStyle w:val="ListParagraph"/>
         <w:numPr>
           <w:ilvl w:val="0"/>
-          <w:numId w:val="14"/>
+          <w:numId w:val="16"/>
         </w:numPr>
         <w:rPr>
           <w:b/>
           <w:bCs/>
-          <w:sz w:val="24"/>
-          <w:szCs w:val="24"/>
-          <w:u w:val="single"/>
-          <w:lang w:val="en-IN"/>
-        </w:rPr>
-      </w:pPr>
-      <w:r>
-        <w:rPr>
-          <w:b/>
-          <w:bCs/>
-          <w:sz w:val="24"/>
-          <w:szCs w:val="24"/>
-          <w:u w:val="single"/>
-          <w:lang w:val="en-IN"/>
-        </w:rPr>
-        <w:t xml:space="preserve">XAMPP </w:t>
-      </w:r>
-    </w:p>
-    <w:p>
-      <w:pPr>
-        <w:rPr>
-          <w:b/>
-          <w:bCs/>
-          <w:sz w:val="24"/>
-          <w:szCs w:val="24"/>
-          <w:u w:val="single"/>
-          <w:lang w:val="en-IN"/>
-        </w:rPr>
-      </w:pPr>
-    </w:p>
-    <w:p>
-      <w:pPr>
-        <w:rPr>
-          <w:b/>
-          <w:bCs/>
-          <w:sz w:val="24"/>
-          <w:szCs w:val="24"/>
-          <w:u w:val="single"/>
-          <w:lang w:val="en-IN"/>
-        </w:rPr>
-      </w:pPr>
-      <w:r>
-        <w:rPr>
-          <w:b/>
-          <w:bCs/>
-          <w:sz w:val="24"/>
-          <w:szCs w:val="24"/>
-          <w:u w:val="single"/>
-          <w:lang w:val="en-IN"/>
+          <w:sz w:val="28"/>
+          <w:szCs w:val="28"/>
+          <w:u w:val="single"/>
+        </w:rPr>
+      </w:pPr>
+      <w:r>
+        <w:rPr>
+          <w:b/>
+          <w:bCs/>
+          <w:sz w:val="28"/>
+          <w:szCs w:val="28"/>
+          <w:u w:val="single"/>
+        </w:rPr>
+        <w:t>Basic DB MongoDB</w:t>
+      </w:r>
+    </w:p>
+    <w:p>
+      <w:pPr>
+        <w:rPr>
+          <w:b/>
+          <w:bCs/>
+          <w:sz w:val="28"/>
+          <w:szCs w:val="28"/>
+          <w:u w:val="single"/>
+        </w:rPr>
+      </w:pPr>
+    </w:p>
+    <w:p>
+      <w:pPr>
+        <w:rPr>
+          <w:b/>
+          <w:bCs/>
+          <w:sz w:val="28"/>
+          <w:szCs w:val="28"/>
+          <w:u w:val="single"/>
+        </w:rPr>
+      </w:pPr>
+      <w:r>
+        <w:rPr>
+          <w:b/>
+          <w:bCs/>
+          <w:sz w:val="28"/>
+          <w:szCs w:val="28"/>
+          <w:u w:val="single"/>
         </w:rPr>
         <w:drawing>
-          <wp:inline distT="0" distB="0" distL="0" distR="0" wp14:anchorId="06295722" wp14:editId="0D2D94CF">
-            <wp:extent cx="5681133" cy="3658350"/>
-            <wp:effectExtent l="0" t="0" r="0" b="0"/>
-            <wp:docPr id="799597847" name="Picture 1"/>
+          <wp:inline distT="0" distB="0" distL="0" distR="0" wp14:anchorId="342CB862" wp14:editId="5D5D3EC2">
+            <wp:extent cx="6242050" cy="3757930"/>
+            <wp:effectExtent l="0" t="0" r="6350" b="0"/>
+            <wp:docPr id="907330597" name="Picture 1"/>
             <wp:cNvGraphicFramePr>
               <a:graphicFrameLocks xmlns:a="http://schemas.openxmlformats.org/drawingml/2006/main" noChangeAspect="1"/>
             </wp:cNvGraphicFramePr>
@@ -2020,7 +1690,7 @@
               <a:graphicData uri="http://schemas.openxmlformats.org/drawingml/2006/picture">
                 <pic:pic xmlns:pic="http://schemas.openxmlformats.org/drawingml/2006/picture">
                   <pic:nvPicPr>
-                    <pic:cNvPr id="799597847" name=""/>
+                    <pic:cNvPr id="907330597" name=""/>
                     <pic:cNvPicPr/>
                   </pic:nvPicPr>
                   <pic:blipFill>
@@ -2032,7 +1702,7 @@
                   <pic:spPr>
                     <a:xfrm>
                       <a:off x="0" y="0"/>
-                      <a:ext cx="5715358" cy="3680389"/>
+                      <a:ext cx="6242050" cy="3757930"/>
                     </a:xfrm>
                     <a:prstGeom prst="rect">
                       <a:avLst/>
@@ -2053,7 +1723,6 @@
           <w:sz w:val="28"/>
           <w:szCs w:val="28"/>
           <w:u w:val="single"/>
-          <w:lang w:val="en-IN"/>
         </w:rPr>
       </w:pPr>
     </w:p>
@@ -2062,66 +1731,61 @@
         <w:pStyle w:val="ListParagraph"/>
         <w:numPr>
           <w:ilvl w:val="0"/>
-          <w:numId w:val="14"/>
+          <w:numId w:val="16"/>
         </w:numPr>
         <w:rPr>
           <w:b/>
           <w:bCs/>
-          <w:sz w:val="24"/>
-          <w:szCs w:val="24"/>
-          <w:u w:val="single"/>
-          <w:lang w:val="en-IN"/>
-        </w:rPr>
-      </w:pPr>
-      <w:r>
-        <w:rPr>
-          <w:b/>
-          <w:bCs/>
-          <w:sz w:val="24"/>
-          <w:szCs w:val="24"/>
-          <w:u w:val="single"/>
-          <w:lang w:val="en-IN"/>
-        </w:rPr>
-        <w:t>File Structure</w:t>
-      </w:r>
-    </w:p>
-    <w:p>
-      <w:pPr>
-        <w:rPr>
-          <w:b/>
-          <w:bCs/>
-          <w:sz w:val="24"/>
-          <w:szCs w:val="24"/>
-          <w:u w:val="single"/>
-          <w:lang w:val="en-IN"/>
-        </w:rPr>
-      </w:pPr>
-    </w:p>
-    <w:p>
-      <w:pPr>
-        <w:rPr>
-          <w:b/>
-          <w:bCs/>
-          <w:sz w:val="24"/>
-          <w:szCs w:val="24"/>
-          <w:u w:val="single"/>
-          <w:lang w:val="en-IN"/>
-        </w:rPr>
-      </w:pPr>
-      <w:r>
-        <w:rPr>
-          <w:b/>
-          <w:bCs/>
-          <w:sz w:val="24"/>
-          <w:szCs w:val="24"/>
-          <w:u w:val="single"/>
-          <w:lang w:val="en-IN"/>
+          <w:sz w:val="28"/>
+          <w:szCs w:val="28"/>
+          <w:u w:val="single"/>
+        </w:rPr>
+      </w:pPr>
+      <w:r>
+        <w:rPr>
+          <w:b/>
+          <w:bCs/>
+          <w:sz w:val="28"/>
+          <w:szCs w:val="28"/>
+          <w:u w:val="single"/>
+        </w:rPr>
+        <w:t xml:space="preserve">Login page </w:t>
+      </w:r>
+    </w:p>
+    <w:p>
+      <w:pPr>
+        <w:rPr>
+          <w:b/>
+          <w:bCs/>
+          <w:sz w:val="28"/>
+          <w:szCs w:val="28"/>
+          <w:u w:val="single"/>
+        </w:rPr>
+      </w:pPr>
+    </w:p>
+    <w:p>
+      <w:pPr>
+        <w:rPr>
+          <w:b/>
+          <w:bCs/>
+          <w:sz w:val="28"/>
+          <w:szCs w:val="28"/>
+          <w:u w:val="single"/>
+        </w:rPr>
+      </w:pPr>
+      <w:r>
+        <w:rPr>
+          <w:b/>
+          <w:bCs/>
+          <w:sz w:val="28"/>
+          <w:szCs w:val="28"/>
+          <w:u w:val="single"/>
         </w:rPr>
         <w:drawing>
-          <wp:inline distT="0" distB="0" distL="0" distR="0" wp14:anchorId="52F77E46" wp14:editId="3CFEB26F">
-            <wp:extent cx="1772544" cy="4157134"/>
+          <wp:inline distT="0" distB="0" distL="0" distR="0" wp14:anchorId="36FE0838" wp14:editId="2620F0ED">
+            <wp:extent cx="2904273" cy="3048000"/>
             <wp:effectExtent l="0" t="0" r="0" b="0"/>
-            <wp:docPr id="1445987733" name="Picture 1"/>
+            <wp:docPr id="770586950" name="Picture 1"/>
             <wp:cNvGraphicFramePr>
               <a:graphicFrameLocks xmlns:a="http://schemas.openxmlformats.org/drawingml/2006/main" noChangeAspect="1"/>
             </wp:cNvGraphicFramePr>
@@ -2129,7 +1793,7 @@
               <a:graphicData uri="http://schemas.openxmlformats.org/drawingml/2006/picture">
                 <pic:pic xmlns:pic="http://schemas.openxmlformats.org/drawingml/2006/picture">
                   <pic:nvPicPr>
-                    <pic:cNvPr id="1445987733" name=""/>
+                    <pic:cNvPr id="770586950" name=""/>
                     <pic:cNvPicPr/>
                   </pic:nvPicPr>
                   <pic:blipFill>
@@ -2141,7 +1805,7 @@
                   <pic:spPr>
                     <a:xfrm>
                       <a:off x="0" y="0"/>
-                      <a:ext cx="1774640" cy="4162050"/>
+                      <a:ext cx="2930178" cy="3075187"/>
                     </a:xfrm>
                     <a:prstGeom prst="rect">
                       <a:avLst/>
@@ -2156,94 +1820,61 @@
     </w:p>
     <w:p>
       <w:pPr>
-        <w:rPr>
-          <w:b/>
-          <w:bCs/>
-          <w:sz w:val="24"/>
-          <w:szCs w:val="24"/>
-          <w:u w:val="single"/>
-          <w:lang w:val="en-IN"/>
-        </w:rPr>
-      </w:pPr>
-    </w:p>
-    <w:p>
-      <w:pPr>
         <w:pStyle w:val="ListParagraph"/>
         <w:numPr>
           <w:ilvl w:val="0"/>
-          <w:numId w:val="14"/>
+          <w:numId w:val="16"/>
         </w:numPr>
         <w:rPr>
           <w:b/>
           <w:bCs/>
-          <w:sz w:val="24"/>
-          <w:szCs w:val="24"/>
-          <w:u w:val="single"/>
-          <w:lang w:val="en-IN"/>
-        </w:rPr>
-      </w:pPr>
-      <w:r>
-        <w:rPr>
-          <w:b/>
-          <w:bCs/>
-          <w:sz w:val="24"/>
-          <w:szCs w:val="24"/>
-          <w:u w:val="single"/>
-          <w:lang w:val="en-IN"/>
-        </w:rPr>
-        <w:t xml:space="preserve">PHP </w:t>
-      </w:r>
-      <w:proofErr w:type="spellStart"/>
-      <w:r>
-        <w:rPr>
-          <w:b/>
-          <w:bCs/>
-          <w:sz w:val="24"/>
-          <w:szCs w:val="24"/>
-          <w:u w:val="single"/>
-          <w:lang w:val="en-IN"/>
-        </w:rPr>
-        <w:t>MyAdmin</w:t>
-      </w:r>
-      <w:proofErr w:type="spellEnd"/>
-    </w:p>
-    <w:p>
-      <w:pPr>
-        <w:rPr>
-          <w:b/>
-          <w:bCs/>
-          <w:sz w:val="24"/>
-          <w:szCs w:val="24"/>
-          <w:u w:val="single"/>
-          <w:lang w:val="en-IN"/>
-        </w:rPr>
-      </w:pPr>
-    </w:p>
-    <w:p>
-      <w:pPr>
-        <w:rPr>
-          <w:b/>
-          <w:bCs/>
-          <w:sz w:val="24"/>
-          <w:szCs w:val="24"/>
-          <w:u w:val="single"/>
-          <w:lang w:val="en-IN"/>
-        </w:rPr>
-      </w:pPr>
-      <w:r>
-        <w:rPr>
-          <w:b/>
-          <w:bCs/>
-          <w:sz w:val="24"/>
-          <w:szCs w:val="24"/>
-          <w:u w:val="single"/>
+          <w:sz w:val="28"/>
+          <w:szCs w:val="28"/>
+          <w:u w:val="single"/>
+        </w:rPr>
+      </w:pPr>
+      <w:r>
+        <w:rPr>
+          <w:b/>
+          <w:bCs/>
+          <w:sz w:val="28"/>
+          <w:szCs w:val="28"/>
+          <w:u w:val="single"/>
+        </w:rPr>
+        <w:lastRenderedPageBreak/>
+        <w:t>Create account page</w:t>
+      </w:r>
+    </w:p>
+    <w:p>
+      <w:pPr>
+        <w:rPr>
+          <w:b/>
+          <w:bCs/>
+          <w:sz w:val="28"/>
+          <w:szCs w:val="28"/>
+          <w:u w:val="single"/>
+        </w:rPr>
+      </w:pPr>
+    </w:p>
+    <w:p>
+      <w:pPr>
+        <w:rPr>
+          <w:b/>
+          <w:bCs/>
+          <w:sz w:val="28"/>
+          <w:szCs w:val="28"/>
+          <w:u w:val="single"/>
+        </w:rPr>
+      </w:pPr>
+      <w:r>
+        <w:rPr>
           <w:lang w:val="en-IN"/>
         </w:rPr>
         <w:drawing>
-          <wp:inline distT="0" distB="0" distL="0" distR="0" wp14:anchorId="2A624FA9" wp14:editId="4AD75D50">
-            <wp:extent cx="6242050" cy="3358515"/>
-            <wp:effectExtent l="0" t="0" r="6350" b="0"/>
-            <wp:docPr id="341058007" name="Picture 1"/>
+          <wp:inline distT="0" distB="0" distL="0" distR="0" wp14:anchorId="0D281F73" wp14:editId="6329FA35">
+            <wp:extent cx="2721388" cy="4488180"/>
+            <wp:effectExtent l="0" t="0" r="3175" b="7620"/>
+            <wp:docPr id="524162752" name="Picture 1"/>
             <wp:cNvGraphicFramePr>
               <a:graphicFrameLocks xmlns:a="http://schemas.openxmlformats.org/drawingml/2006/main" noChangeAspect="1"/>
             </wp:cNvGraphicFramePr>
@@ -2251,7 +1882,7 @@
               <a:graphicData uri="http://schemas.openxmlformats.org/drawingml/2006/picture">
                 <pic:pic xmlns:pic="http://schemas.openxmlformats.org/drawingml/2006/picture">
                   <pic:nvPicPr>
-                    <pic:cNvPr id="341058007" name=""/>
+                    <pic:cNvPr id="524162752" name=""/>
                     <pic:cNvPicPr/>
                   </pic:nvPicPr>
                   <pic:blipFill>
@@ -2263,7 +1894,7 @@
                   <pic:spPr>
                     <a:xfrm>
                       <a:off x="0" y="0"/>
-                      <a:ext cx="6242050" cy="3358515"/>
+                      <a:ext cx="2725657" cy="4495220"/>
                     </a:xfrm>
                     <a:prstGeom prst="rect">
                       <a:avLst/>
@@ -2281,106 +1912,9 @@
         <w:rPr>
           <w:b/>
           <w:bCs/>
-          <w:sz w:val="24"/>
-          <w:szCs w:val="24"/>
-          <w:u w:val="single"/>
-          <w:lang w:val="en-IN"/>
-        </w:rPr>
-      </w:pPr>
-    </w:p>
-    <w:p>
-      <w:pPr>
-        <w:rPr>
-          <w:b/>
-          <w:bCs/>
-          <w:sz w:val="24"/>
-          <w:szCs w:val="24"/>
-          <w:u w:val="single"/>
-          <w:lang w:val="en-IN"/>
-        </w:rPr>
-      </w:pPr>
-    </w:p>
-    <w:p>
-      <w:pPr>
-        <w:rPr>
-          <w:b/>
-          <w:bCs/>
-          <w:sz w:val="24"/>
-          <w:szCs w:val="24"/>
-          <w:u w:val="single"/>
-          <w:lang w:val="en-IN"/>
-        </w:rPr>
-      </w:pPr>
-    </w:p>
-    <w:p>
-      <w:pPr>
-        <w:rPr>
-          <w:b/>
-          <w:bCs/>
-          <w:sz w:val="24"/>
-          <w:szCs w:val="24"/>
-          <w:u w:val="single"/>
-          <w:lang w:val="en-IN"/>
-        </w:rPr>
-      </w:pPr>
-    </w:p>
-    <w:p>
-      <w:pPr>
-        <w:rPr>
-          <w:b/>
-          <w:bCs/>
-          <w:sz w:val="24"/>
-          <w:szCs w:val="24"/>
-          <w:u w:val="single"/>
-          <w:lang w:val="en-IN"/>
-        </w:rPr>
-      </w:pPr>
-    </w:p>
-    <w:p>
-      <w:pPr>
-        <w:rPr>
-          <w:b/>
-          <w:bCs/>
-          <w:sz w:val="24"/>
-          <w:szCs w:val="24"/>
-          <w:u w:val="single"/>
-          <w:lang w:val="en-IN"/>
-        </w:rPr>
-      </w:pPr>
-    </w:p>
-    <w:p>
-      <w:pPr>
-        <w:rPr>
-          <w:b/>
-          <w:bCs/>
-          <w:sz w:val="24"/>
-          <w:szCs w:val="24"/>
-          <w:u w:val="single"/>
-          <w:lang w:val="en-IN"/>
-        </w:rPr>
-      </w:pPr>
-    </w:p>
-    <w:p>
-      <w:pPr>
-        <w:rPr>
-          <w:b/>
-          <w:bCs/>
-          <w:sz w:val="24"/>
-          <w:szCs w:val="24"/>
-          <w:u w:val="single"/>
-          <w:lang w:val="en-IN"/>
-        </w:rPr>
-      </w:pPr>
-    </w:p>
-    <w:p>
-      <w:pPr>
-        <w:rPr>
-          <w:b/>
-          <w:bCs/>
-          <w:sz w:val="24"/>
-          <w:szCs w:val="24"/>
-          <w:u w:val="single"/>
-          <w:lang w:val="en-IN"/>
+          <w:sz w:val="28"/>
+          <w:szCs w:val="28"/>
+          <w:u w:val="single"/>
         </w:rPr>
       </w:pPr>
     </w:p>
@@ -2389,67 +1923,61 @@
         <w:pStyle w:val="ListParagraph"/>
         <w:numPr>
           <w:ilvl w:val="0"/>
-          <w:numId w:val="14"/>
+          <w:numId w:val="16"/>
         </w:numPr>
         <w:rPr>
           <w:b/>
           <w:bCs/>
-          <w:sz w:val="24"/>
-          <w:szCs w:val="24"/>
-          <w:u w:val="single"/>
-          <w:lang w:val="en-IN"/>
-        </w:rPr>
-      </w:pPr>
-      <w:r>
-        <w:rPr>
-          <w:b/>
-          <w:bCs/>
-          <w:sz w:val="24"/>
-          <w:szCs w:val="24"/>
-          <w:u w:val="single"/>
-          <w:lang w:val="en-IN"/>
-        </w:rPr>
-        <w:t>Basic dashboard</w:t>
-      </w:r>
-    </w:p>
-    <w:p>
-      <w:pPr>
-        <w:rPr>
-          <w:b/>
-          <w:bCs/>
-          <w:sz w:val="24"/>
-          <w:szCs w:val="24"/>
-          <w:u w:val="single"/>
-          <w:lang w:val="en-IN"/>
-        </w:rPr>
-      </w:pPr>
-    </w:p>
-    <w:p>
-      <w:pPr>
-        <w:rPr>
-          <w:b/>
-          <w:bCs/>
-          <w:sz w:val="24"/>
-          <w:szCs w:val="24"/>
-          <w:u w:val="single"/>
-          <w:lang w:val="en-IN"/>
-        </w:rPr>
-      </w:pPr>
-      <w:r>
-        <w:rPr>
-          <w:b/>
-          <w:bCs/>
-          <w:noProof/>
-          <w:sz w:val="24"/>
-          <w:szCs w:val="24"/>
-          <w:u w:val="single"/>
-          <w:lang w:val="en-IN"/>
+          <w:sz w:val="28"/>
+          <w:szCs w:val="28"/>
+          <w:u w:val="single"/>
+        </w:rPr>
+      </w:pPr>
+      <w:r>
+        <w:rPr>
+          <w:b/>
+          <w:bCs/>
+          <w:sz w:val="28"/>
+          <w:szCs w:val="28"/>
+          <w:u w:val="single"/>
+        </w:rPr>
+        <w:t xml:space="preserve">Error if email is already register </w:t>
+      </w:r>
+    </w:p>
+    <w:p>
+      <w:pPr>
+        <w:rPr>
+          <w:b/>
+          <w:bCs/>
+          <w:sz w:val="28"/>
+          <w:szCs w:val="28"/>
+          <w:u w:val="single"/>
+        </w:rPr>
+      </w:pPr>
+    </w:p>
+    <w:p>
+      <w:pPr>
+        <w:rPr>
+          <w:b/>
+          <w:bCs/>
+          <w:sz w:val="28"/>
+          <w:szCs w:val="28"/>
+          <w:u w:val="single"/>
+        </w:rPr>
+      </w:pPr>
+      <w:r>
+        <w:rPr>
+          <w:b/>
+          <w:bCs/>
+          <w:sz w:val="28"/>
+          <w:szCs w:val="28"/>
+          <w:u w:val="single"/>
         </w:rPr>
         <w:drawing>
-          <wp:inline distT="0" distB="0" distL="0" distR="0" wp14:anchorId="17099A43" wp14:editId="667E00C9">
-            <wp:extent cx="3286704" cy="4089400"/>
-            <wp:effectExtent l="0" t="0" r="9525" b="6350"/>
-            <wp:docPr id="14849196" name="Picture 1"/>
+          <wp:inline distT="0" distB="0" distL="0" distR="0" wp14:anchorId="5D610E0D" wp14:editId="71245F5D">
+            <wp:extent cx="4718197" cy="4297680"/>
+            <wp:effectExtent l="0" t="0" r="6350" b="7620"/>
+            <wp:docPr id="1550920653" name="Picture 1"/>
             <wp:cNvGraphicFramePr>
               <a:graphicFrameLocks xmlns:a="http://schemas.openxmlformats.org/drawingml/2006/main" noChangeAspect="1"/>
             </wp:cNvGraphicFramePr>
@@ -2457,36 +1985,23 @@
               <a:graphicData uri="http://schemas.openxmlformats.org/drawingml/2006/picture">
                 <pic:pic xmlns:pic="http://schemas.openxmlformats.org/drawingml/2006/picture">
                   <pic:nvPicPr>
-                    <pic:cNvPr id="0" name="Picture 65"/>
-                    <pic:cNvPicPr>
-                      <a:picLocks noChangeAspect="1" noChangeArrowheads="1"/>
-                    </pic:cNvPicPr>
+                    <pic:cNvPr id="1550920653" name=""/>
+                    <pic:cNvPicPr/>
                   </pic:nvPicPr>
                   <pic:blipFill>
-                    <a:blip r:embed="rId8">
-                      <a:extLst>
-                        <a:ext uri="{28A0092B-C50C-407E-A947-70E740481C1C}">
-                          <a14:useLocalDpi xmlns:a14="http://schemas.microsoft.com/office/drawing/2010/main" val="0"/>
-                        </a:ext>
-                      </a:extLst>
-                    </a:blip>
-                    <a:srcRect/>
+                    <a:blip r:embed="rId8"/>
                     <a:stretch>
                       <a:fillRect/>
                     </a:stretch>
                   </pic:blipFill>
-                  <pic:spPr bwMode="auto">
+                  <pic:spPr>
                     <a:xfrm>
                       <a:off x="0" y="0"/>
-                      <a:ext cx="3293365" cy="4097688"/>
+                      <a:ext cx="4736036" cy="4313929"/>
                     </a:xfrm>
                     <a:prstGeom prst="rect">
                       <a:avLst/>
                     </a:prstGeom>
-                    <a:noFill/>
-                    <a:ln>
-                      <a:noFill/>
-                    </a:ln>
                   </pic:spPr>
                 </pic:pic>
               </a:graphicData>
@@ -2500,10 +2015,9 @@
         <w:rPr>
           <w:b/>
           <w:bCs/>
-          <w:sz w:val="24"/>
-          <w:szCs w:val="24"/>
-          <w:u w:val="single"/>
-          <w:lang w:val="en-IN"/>
+          <w:sz w:val="28"/>
+          <w:szCs w:val="28"/>
+          <w:u w:val="single"/>
         </w:rPr>
       </w:pPr>
     </w:p>
@@ -2512,67 +2026,50 @@
         <w:pStyle w:val="ListParagraph"/>
         <w:numPr>
           <w:ilvl w:val="0"/>
-          <w:numId w:val="14"/>
+          <w:numId w:val="16"/>
         </w:numPr>
         <w:rPr>
           <w:b/>
           <w:bCs/>
-          <w:sz w:val="24"/>
-          <w:szCs w:val="24"/>
-          <w:u w:val="single"/>
-          <w:lang w:val="en-IN"/>
-        </w:rPr>
-      </w:pPr>
-      <w:r>
-        <w:rPr>
-          <w:b/>
-          <w:bCs/>
-          <w:sz w:val="24"/>
-          <w:szCs w:val="24"/>
-          <w:u w:val="single"/>
-          <w:lang w:val="en-IN"/>
-        </w:rPr>
-        <w:t xml:space="preserve">Create account </w:t>
-      </w:r>
-    </w:p>
-    <w:p>
-      <w:pPr>
-        <w:rPr>
-          <w:b/>
-          <w:bCs/>
-          <w:sz w:val="24"/>
-          <w:szCs w:val="24"/>
-          <w:u w:val="single"/>
-          <w:lang w:val="en-IN"/>
-        </w:rPr>
-      </w:pPr>
-    </w:p>
-    <w:p>
-      <w:pPr>
-        <w:rPr>
-          <w:b/>
-          <w:bCs/>
-          <w:sz w:val="24"/>
-          <w:szCs w:val="24"/>
-          <w:u w:val="single"/>
-          <w:lang w:val="en-IN"/>
-        </w:rPr>
-      </w:pPr>
-      <w:r>
-        <w:rPr>
-          <w:b/>
-          <w:bCs/>
-          <w:noProof/>
-          <w:sz w:val="24"/>
-          <w:szCs w:val="24"/>
-          <w:u w:val="single"/>
-          <w:lang w:val="en-IN"/>
+          <w:sz w:val="28"/>
+          <w:szCs w:val="28"/>
+          <w:u w:val="single"/>
+        </w:rPr>
+      </w:pPr>
+      <w:r>
+        <w:rPr>
+          <w:b/>
+          <w:bCs/>
+          <w:sz w:val="28"/>
+          <w:szCs w:val="28"/>
+          <w:u w:val="single"/>
+        </w:rPr>
+        <w:t>Updated DB</w:t>
+      </w:r>
+    </w:p>
+    <w:p>
+      <w:pPr>
+        <w:rPr>
+          <w:b/>
+          <w:bCs/>
+          <w:sz w:val="28"/>
+          <w:szCs w:val="28"/>
+          <w:u w:val="single"/>
+        </w:rPr>
+      </w:pPr>
+      <w:r>
+        <w:rPr>
+          <w:b/>
+          <w:bCs/>
+          <w:sz w:val="28"/>
+          <w:szCs w:val="28"/>
+          <w:u w:val="single"/>
         </w:rPr>
         <w:drawing>
-          <wp:inline distT="0" distB="0" distL="0" distR="0" wp14:anchorId="7418EA0E" wp14:editId="4AF1D4BC">
-            <wp:extent cx="3502034" cy="4656667"/>
-            <wp:effectExtent l="0" t="0" r="3175" b="0"/>
-            <wp:docPr id="1184991431" name="Picture 2"/>
+          <wp:inline distT="0" distB="0" distL="0" distR="0" wp14:anchorId="429EAC9D" wp14:editId="05377121">
+            <wp:extent cx="6242050" cy="1097915"/>
+            <wp:effectExtent l="0" t="0" r="6350" b="6985"/>
+            <wp:docPr id="1265940416" name="Picture 1"/>
             <wp:cNvGraphicFramePr>
               <a:graphicFrameLocks xmlns:a="http://schemas.openxmlformats.org/drawingml/2006/main" noChangeAspect="1"/>
             </wp:cNvGraphicFramePr>
@@ -2580,36 +2077,23 @@
               <a:graphicData uri="http://schemas.openxmlformats.org/drawingml/2006/picture">
                 <pic:pic xmlns:pic="http://schemas.openxmlformats.org/drawingml/2006/picture">
                   <pic:nvPicPr>
-                    <pic:cNvPr id="0" name="Picture 66"/>
-                    <pic:cNvPicPr>
-                      <a:picLocks noChangeAspect="1" noChangeArrowheads="1"/>
-                    </pic:cNvPicPr>
+                    <pic:cNvPr id="1265940416" name=""/>
+                    <pic:cNvPicPr/>
                   </pic:nvPicPr>
                   <pic:blipFill>
-                    <a:blip r:embed="rId9">
-                      <a:extLst>
-                        <a:ext uri="{28A0092B-C50C-407E-A947-70E740481C1C}">
-                          <a14:useLocalDpi xmlns:a14="http://schemas.microsoft.com/office/drawing/2010/main" val="0"/>
-                        </a:ext>
-                      </a:extLst>
-                    </a:blip>
-                    <a:srcRect/>
+                    <a:blip r:embed="rId9"/>
                     <a:stretch>
                       <a:fillRect/>
                     </a:stretch>
                   </pic:blipFill>
-                  <pic:spPr bwMode="auto">
+                  <pic:spPr>
                     <a:xfrm>
                       <a:off x="0" y="0"/>
-                      <a:ext cx="3514794" cy="4673634"/>
+                      <a:ext cx="6242050" cy="1097915"/>
                     </a:xfrm>
                     <a:prstGeom prst="rect">
                       <a:avLst/>
                     </a:prstGeom>
-                    <a:noFill/>
-                    <a:ln>
-                      <a:noFill/>
-                    </a:ln>
                   </pic:spPr>
                 </pic:pic>
               </a:graphicData>
@@ -2623,22 +2107,9 @@
         <w:rPr>
           <w:b/>
           <w:bCs/>
-          <w:sz w:val="24"/>
-          <w:szCs w:val="24"/>
-          <w:u w:val="single"/>
-          <w:lang w:val="en-IN"/>
-        </w:rPr>
-      </w:pPr>
-    </w:p>
-    <w:p>
-      <w:pPr>
-        <w:rPr>
-          <w:b/>
-          <w:bCs/>
-          <w:sz w:val="24"/>
-          <w:szCs w:val="24"/>
-          <w:u w:val="single"/>
-          <w:lang w:val="en-IN"/>
+          <w:sz w:val="28"/>
+          <w:szCs w:val="28"/>
+          <w:u w:val="single"/>
         </w:rPr>
       </w:pPr>
     </w:p>
@@ -2647,67 +2118,61 @@
         <w:pStyle w:val="ListParagraph"/>
         <w:numPr>
           <w:ilvl w:val="0"/>
-          <w:numId w:val="14"/>
+          <w:numId w:val="16"/>
         </w:numPr>
         <w:rPr>
           <w:b/>
           <w:bCs/>
-          <w:sz w:val="24"/>
-          <w:szCs w:val="24"/>
-          <w:u w:val="single"/>
-          <w:lang w:val="en-IN"/>
-        </w:rPr>
-      </w:pPr>
-      <w:r>
-        <w:rPr>
-          <w:b/>
-          <w:bCs/>
-          <w:sz w:val="24"/>
-          <w:szCs w:val="24"/>
-          <w:u w:val="single"/>
-          <w:lang w:val="en-IN"/>
-        </w:rPr>
-        <w:t xml:space="preserve">Successfully create account </w:t>
-      </w:r>
-    </w:p>
-    <w:p>
-      <w:pPr>
-        <w:rPr>
-          <w:b/>
-          <w:bCs/>
-          <w:sz w:val="24"/>
-          <w:szCs w:val="24"/>
-          <w:u w:val="single"/>
-          <w:lang w:val="en-IN"/>
-        </w:rPr>
-      </w:pPr>
-    </w:p>
-    <w:p>
-      <w:pPr>
-        <w:rPr>
-          <w:b/>
-          <w:bCs/>
-          <w:sz w:val="24"/>
-          <w:szCs w:val="24"/>
-          <w:u w:val="single"/>
-          <w:lang w:val="en-IN"/>
-        </w:rPr>
-      </w:pPr>
-      <w:r>
-        <w:rPr>
-          <w:b/>
-          <w:bCs/>
-          <w:noProof/>
-          <w:sz w:val="24"/>
-          <w:szCs w:val="24"/>
-          <w:u w:val="single"/>
-          <w:lang w:val="en-IN"/>
+          <w:sz w:val="28"/>
+          <w:szCs w:val="28"/>
+          <w:u w:val="single"/>
+        </w:rPr>
+      </w:pPr>
+      <w:r>
+        <w:rPr>
+          <w:b/>
+          <w:bCs/>
+          <w:sz w:val="28"/>
+          <w:szCs w:val="28"/>
+          <w:u w:val="single"/>
+        </w:rPr>
+        <w:t xml:space="preserve">Login error </w:t>
+      </w:r>
+    </w:p>
+    <w:p>
+      <w:pPr>
+        <w:rPr>
+          <w:b/>
+          <w:bCs/>
+          <w:sz w:val="28"/>
+          <w:szCs w:val="28"/>
+          <w:u w:val="single"/>
+        </w:rPr>
+      </w:pPr>
+    </w:p>
+    <w:p>
+      <w:pPr>
+        <w:rPr>
+          <w:b/>
+          <w:bCs/>
+          <w:sz w:val="28"/>
+          <w:szCs w:val="28"/>
+          <w:u w:val="single"/>
+        </w:rPr>
+      </w:pPr>
+      <w:r>
+        <w:rPr>
+          <w:b/>
+          <w:bCs/>
+          <w:sz w:val="28"/>
+          <w:szCs w:val="28"/>
+          <w:u w:val="single"/>
         </w:rPr>
         <w:drawing>
-          <wp:inline distT="0" distB="0" distL="0" distR="0" wp14:anchorId="53397B46" wp14:editId="57B3BD0D">
-            <wp:extent cx="4908914" cy="2997200"/>
-            <wp:effectExtent l="0" t="0" r="6350" b="0"/>
-            <wp:docPr id="786816665" name="Picture 3"/>
+          <wp:inline distT="0" distB="0" distL="0" distR="0" wp14:anchorId="7A51F01B" wp14:editId="23E28E9B">
+            <wp:extent cx="3962400" cy="3593279"/>
+            <wp:effectExtent l="0" t="0" r="0" b="7620"/>
+            <wp:docPr id="1098578558" name="Picture 1"/>
             <wp:cNvGraphicFramePr>
               <a:graphicFrameLocks xmlns:a="http://schemas.openxmlformats.org/drawingml/2006/main" noChangeAspect="1"/>
             </wp:cNvGraphicFramePr>
@@ -2715,36 +2180,23 @@
               <a:graphicData uri="http://schemas.openxmlformats.org/drawingml/2006/picture">
                 <pic:pic xmlns:pic="http://schemas.openxmlformats.org/drawingml/2006/picture">
                   <pic:nvPicPr>
-                    <pic:cNvPr id="0" name="Picture 67"/>
-                    <pic:cNvPicPr>
-                      <a:picLocks noChangeAspect="1" noChangeArrowheads="1"/>
-                    </pic:cNvPicPr>
+                    <pic:cNvPr id="1098578558" name=""/>
+                    <pic:cNvPicPr/>
                   </pic:nvPicPr>
                   <pic:blipFill>
-                    <a:blip r:embed="rId10">
-                      <a:extLst>
-                        <a:ext uri="{28A0092B-C50C-407E-A947-70E740481C1C}">
-                          <a14:useLocalDpi xmlns:a14="http://schemas.microsoft.com/office/drawing/2010/main" val="0"/>
-                        </a:ext>
-                      </a:extLst>
-                    </a:blip>
-                    <a:srcRect/>
+                    <a:blip r:embed="rId10"/>
                     <a:stretch>
                       <a:fillRect/>
                     </a:stretch>
                   </pic:blipFill>
-                  <pic:spPr bwMode="auto">
+                  <pic:spPr>
                     <a:xfrm>
                       <a:off x="0" y="0"/>
-                      <a:ext cx="4911828" cy="2998979"/>
+                      <a:ext cx="3970424" cy="3600556"/>
                     </a:xfrm>
                     <a:prstGeom prst="rect">
                       <a:avLst/>
                     </a:prstGeom>
-                    <a:noFill/>
-                    <a:ln>
-                      <a:noFill/>
-                    </a:ln>
                   </pic:spPr>
                 </pic:pic>
               </a:graphicData>
@@ -2758,10 +2210,9 @@
         <w:rPr>
           <w:b/>
           <w:bCs/>
-          <w:sz w:val="24"/>
-          <w:szCs w:val="24"/>
-          <w:u w:val="single"/>
-          <w:lang w:val="en-IN"/>
+          <w:sz w:val="28"/>
+          <w:szCs w:val="28"/>
+          <w:u w:val="single"/>
         </w:rPr>
       </w:pPr>
     </w:p>
@@ -2770,67 +2221,62 @@
         <w:pStyle w:val="ListParagraph"/>
         <w:numPr>
           <w:ilvl w:val="0"/>
-          <w:numId w:val="14"/>
+          <w:numId w:val="16"/>
         </w:numPr>
         <w:rPr>
           <w:b/>
           <w:bCs/>
-          <w:sz w:val="24"/>
-          <w:szCs w:val="24"/>
-          <w:u w:val="single"/>
-          <w:lang w:val="en-IN"/>
-        </w:rPr>
-      </w:pPr>
-      <w:r>
-        <w:rPr>
-          <w:b/>
-          <w:bCs/>
-          <w:sz w:val="24"/>
-          <w:szCs w:val="24"/>
-          <w:u w:val="single"/>
-          <w:lang w:val="en-IN"/>
-        </w:rPr>
-        <w:t xml:space="preserve">Login </w:t>
-      </w:r>
-    </w:p>
-    <w:p>
-      <w:pPr>
-        <w:rPr>
-          <w:b/>
-          <w:bCs/>
-          <w:sz w:val="24"/>
-          <w:szCs w:val="24"/>
-          <w:u w:val="single"/>
-          <w:lang w:val="en-IN"/>
-        </w:rPr>
-      </w:pPr>
-    </w:p>
-    <w:p>
-      <w:pPr>
-        <w:rPr>
-          <w:b/>
-          <w:bCs/>
-          <w:sz w:val="24"/>
-          <w:szCs w:val="24"/>
-          <w:u w:val="single"/>
-          <w:lang w:val="en-IN"/>
-        </w:rPr>
-      </w:pPr>
-      <w:r>
-        <w:rPr>
-          <w:b/>
-          <w:bCs/>
-          <w:noProof/>
-          <w:sz w:val="24"/>
-          <w:szCs w:val="24"/>
-          <w:u w:val="single"/>
-          <w:lang w:val="en-IN"/>
+          <w:sz w:val="28"/>
+          <w:szCs w:val="28"/>
+          <w:u w:val="single"/>
+        </w:rPr>
+      </w:pPr>
+      <w:r>
+        <w:rPr>
+          <w:b/>
+          <w:bCs/>
+          <w:sz w:val="28"/>
+          <w:szCs w:val="28"/>
+          <w:u w:val="single"/>
+        </w:rPr>
+        <w:t>Login Dashboard</w:t>
+      </w:r>
+    </w:p>
+    <w:p>
+      <w:pPr>
+        <w:pStyle w:val="ListParagraph"/>
+        <w:rPr>
+          <w:b/>
+          <w:bCs/>
+          <w:sz w:val="28"/>
+          <w:szCs w:val="28"/>
+          <w:u w:val="single"/>
+        </w:rPr>
+      </w:pPr>
+    </w:p>
+    <w:p>
+      <w:pPr>
+        <w:rPr>
+          <w:b/>
+          <w:bCs/>
+          <w:sz w:val="28"/>
+          <w:szCs w:val="28"/>
+          <w:u w:val="single"/>
+        </w:rPr>
+      </w:pPr>
+      <w:r>
+        <w:rPr>
+          <w:b/>
+          <w:bCs/>
+          <w:sz w:val="28"/>
+          <w:szCs w:val="28"/>
+          <w:u w:val="single"/>
         </w:rPr>
         <w:drawing>
-          <wp:inline distT="0" distB="0" distL="0" distR="0" wp14:anchorId="09CECFA7" wp14:editId="671C7912">
-            <wp:extent cx="4559886" cy="5808134"/>
-            <wp:effectExtent l="0" t="0" r="0" b="2540"/>
-            <wp:docPr id="1642879068" name="Picture 4"/>
+          <wp:inline distT="0" distB="0" distL="0" distR="0" wp14:anchorId="6D3032F6" wp14:editId="02698A97">
+            <wp:extent cx="6242050" cy="3343275"/>
+            <wp:effectExtent l="0" t="0" r="6350" b="9525"/>
+            <wp:docPr id="589212875" name="Picture 1"/>
             <wp:cNvGraphicFramePr>
               <a:graphicFrameLocks xmlns:a="http://schemas.openxmlformats.org/drawingml/2006/main" noChangeAspect="1"/>
             </wp:cNvGraphicFramePr>
@@ -2838,36 +2284,23 @@
               <a:graphicData uri="http://schemas.openxmlformats.org/drawingml/2006/picture">
                 <pic:pic xmlns:pic="http://schemas.openxmlformats.org/drawingml/2006/picture">
                   <pic:nvPicPr>
-                    <pic:cNvPr id="0" name="Picture 68"/>
-                    <pic:cNvPicPr>
-                      <a:picLocks noChangeAspect="1" noChangeArrowheads="1"/>
-                    </pic:cNvPicPr>
+                    <pic:cNvPr id="589212875" name=""/>
+                    <pic:cNvPicPr/>
                   </pic:nvPicPr>
                   <pic:blipFill>
-                    <a:blip r:embed="rId11">
-                      <a:extLst>
-                        <a:ext uri="{28A0092B-C50C-407E-A947-70E740481C1C}">
-                          <a14:useLocalDpi xmlns:a14="http://schemas.microsoft.com/office/drawing/2010/main" val="0"/>
-                        </a:ext>
-                      </a:extLst>
-                    </a:blip>
-                    <a:srcRect/>
+                    <a:blip r:embed="rId11"/>
                     <a:stretch>
                       <a:fillRect/>
                     </a:stretch>
                   </pic:blipFill>
-                  <pic:spPr bwMode="auto">
+                  <pic:spPr>
                     <a:xfrm>
                       <a:off x="0" y="0"/>
-                      <a:ext cx="4562401" cy="5811338"/>
+                      <a:ext cx="6242050" cy="3343275"/>
                     </a:xfrm>
                     <a:prstGeom prst="rect">
                       <a:avLst/>
                     </a:prstGeom>
-                    <a:noFill/>
-                    <a:ln>
-                      <a:noFill/>
-                    </a:ln>
                   </pic:spPr>
                 </pic:pic>
               </a:graphicData>
@@ -2881,73 +2314,73 @@
         <w:rPr>
           <w:b/>
           <w:bCs/>
-          <w:sz w:val="24"/>
-          <w:szCs w:val="24"/>
-          <w:u w:val="single"/>
-          <w:lang w:val="en-IN"/>
-        </w:rPr>
-      </w:pPr>
-    </w:p>
-    <w:p>
-      <w:pPr>
-        <w:rPr>
-          <w:b/>
-          <w:bCs/>
-          <w:sz w:val="24"/>
-          <w:szCs w:val="24"/>
-          <w:u w:val="single"/>
-          <w:lang w:val="en-IN"/>
-        </w:rPr>
-      </w:pPr>
-      <w:r>
-        <w:rPr>
-          <w:b/>
-          <w:bCs/>
-          <w:sz w:val="24"/>
-          <w:szCs w:val="24"/>
-          <w:u w:val="single"/>
-          <w:lang w:val="en-IN"/>
-        </w:rPr>
-        <w:t xml:space="preserve">Invalid credentials </w:t>
-      </w:r>
-    </w:p>
-    <w:p>
-      <w:pPr>
-        <w:rPr>
-          <w:b/>
-          <w:bCs/>
-          <w:sz w:val="24"/>
-          <w:szCs w:val="24"/>
-          <w:u w:val="single"/>
-          <w:lang w:val="en-IN"/>
-        </w:rPr>
-      </w:pPr>
-    </w:p>
-    <w:p>
-      <w:pPr>
-        <w:rPr>
-          <w:b/>
-          <w:bCs/>
-          <w:sz w:val="24"/>
-          <w:szCs w:val="24"/>
-          <w:u w:val="single"/>
-          <w:lang w:val="en-IN"/>
-        </w:rPr>
-      </w:pPr>
-      <w:r>
-        <w:rPr>
-          <w:b/>
-          <w:bCs/>
-          <w:sz w:val="24"/>
-          <w:szCs w:val="24"/>
-          <w:u w:val="single"/>
-          <w:lang w:val="en-IN"/>
+          <w:sz w:val="28"/>
+          <w:szCs w:val="28"/>
+          <w:u w:val="single"/>
+        </w:rPr>
+      </w:pPr>
+    </w:p>
+    <w:p>
+      <w:pPr>
+        <w:pStyle w:val="ListParagraph"/>
+        <w:numPr>
+          <w:ilvl w:val="0"/>
+          <w:numId w:val="16"/>
+        </w:numPr>
+        <w:rPr>
+          <w:b/>
+          <w:bCs/>
+          <w:sz w:val="28"/>
+          <w:szCs w:val="28"/>
+          <w:u w:val="single"/>
+        </w:rPr>
+      </w:pPr>
+      <w:r>
+        <w:rPr>
+          <w:b/>
+          <w:bCs/>
+          <w:sz w:val="28"/>
+          <w:szCs w:val="28"/>
+          <w:u w:val="single"/>
+        </w:rPr>
+        <w:lastRenderedPageBreak/>
+        <w:t xml:space="preserve">File Structure </w:t>
+      </w:r>
+    </w:p>
+    <w:p>
+      <w:pPr>
+        <w:rPr>
+          <w:b/>
+          <w:bCs/>
+          <w:sz w:val="28"/>
+          <w:szCs w:val="28"/>
+          <w:u w:val="single"/>
+        </w:rPr>
+      </w:pPr>
+    </w:p>
+    <w:p>
+      <w:pPr>
+        <w:rPr>
+          <w:b/>
+          <w:bCs/>
+          <w:sz w:val="28"/>
+          <w:szCs w:val="28"/>
+          <w:u w:val="single"/>
+        </w:rPr>
+      </w:pPr>
+      <w:r>
+        <w:rPr>
+          <w:b/>
+          <w:bCs/>
+          <w:sz w:val="28"/>
+          <w:szCs w:val="28"/>
+          <w:u w:val="single"/>
         </w:rPr>
         <w:drawing>
-          <wp:inline distT="0" distB="0" distL="0" distR="0" wp14:anchorId="07786913" wp14:editId="32B17350">
-            <wp:extent cx="3442718" cy="5240866"/>
-            <wp:effectExtent l="0" t="0" r="5715" b="0"/>
-            <wp:docPr id="340251693" name="Picture 1"/>
+          <wp:inline distT="0" distB="0" distL="0" distR="0" wp14:anchorId="7B390B23" wp14:editId="566D27F6">
+            <wp:extent cx="2191056" cy="5820587"/>
+            <wp:effectExtent l="0" t="0" r="0" b="0"/>
+            <wp:docPr id="1735479863" name="Picture 1"/>
             <wp:cNvGraphicFramePr>
               <a:graphicFrameLocks xmlns:a="http://schemas.openxmlformats.org/drawingml/2006/main" noChangeAspect="1"/>
             </wp:cNvGraphicFramePr>
@@ -2955,7 +2388,7 @@
               <a:graphicData uri="http://schemas.openxmlformats.org/drawingml/2006/picture">
                 <pic:pic xmlns:pic="http://schemas.openxmlformats.org/drawingml/2006/picture">
                   <pic:nvPicPr>
-                    <pic:cNvPr id="340251693" name=""/>
+                    <pic:cNvPr id="1735479863" name=""/>
                     <pic:cNvPicPr/>
                   </pic:nvPicPr>
                   <pic:blipFill>
@@ -2967,7 +2400,7 @@
                   <pic:spPr>
                     <a:xfrm>
                       <a:off x="0" y="0"/>
-                      <a:ext cx="3445190" cy="5244630"/>
+                      <a:ext cx="2191056" cy="5820587"/>
                     </a:xfrm>
                     <a:prstGeom prst="rect">
                       <a:avLst/>
@@ -2985,500 +2418,93 @@
         <w:rPr>
           <w:b/>
           <w:bCs/>
+          <w:sz w:val="28"/>
+          <w:szCs w:val="28"/>
+          <w:u w:val="single"/>
+        </w:rPr>
+      </w:pPr>
+    </w:p>
+    <w:p>
+      <w:pPr>
+        <w:rPr>
+          <w:b/>
+          <w:bCs/>
+          <w:sz w:val="28"/>
+          <w:szCs w:val="28"/>
+          <w:u w:val="single"/>
+        </w:rPr>
+      </w:pPr>
+      <w:r>
+        <w:rPr>
+          <w:sz w:val="24"/>
+          <w:szCs w:val="32"/>
+          <w:lang w:val="en-IN"/>
+        </w:rPr>
+        <w:pict w14:anchorId="426C2B03">
+          <v:rect id="_x0000_i1240" style="width:0;height:1.5pt" o:hralign="center" o:hrstd="t" o:hr="t" fillcolor="#a0a0a0" stroked="f"/>
+        </w:pict>
+      </w:r>
+    </w:p>
+    <w:p>
+      <w:pPr>
+        <w:rPr>
+          <w:b/>
+          <w:bCs/>
+          <w:sz w:val="28"/>
+          <w:szCs w:val="28"/>
+          <w:u w:val="single"/>
+        </w:rPr>
+      </w:pPr>
+    </w:p>
+    <w:p>
+      <w:pPr>
+        <w:rPr>
+          <w:b/>
+          <w:bCs/>
+          <w:sz w:val="28"/>
+          <w:szCs w:val="28"/>
+          <w:u w:val="single"/>
+        </w:rPr>
+      </w:pPr>
+      <w:proofErr w:type="gramStart"/>
+      <w:r>
+        <w:rPr>
+          <w:b/>
+          <w:bCs/>
+          <w:sz w:val="28"/>
+          <w:szCs w:val="28"/>
+          <w:u w:val="single"/>
+        </w:rPr>
+        <w:t>Links :</w:t>
+      </w:r>
+      <w:proofErr w:type="gramEnd"/>
+      <w:r>
+        <w:rPr>
+          <w:b/>
+          <w:bCs/>
+          <w:sz w:val="28"/>
+          <w:szCs w:val="28"/>
+          <w:u w:val="single"/>
+        </w:rPr>
+        <w:t xml:space="preserve">- </w:t>
+      </w:r>
+    </w:p>
+    <w:p>
+      <w:pPr>
+        <w:rPr>
+          <w:b/>
+          <w:bCs/>
+          <w:sz w:val="28"/>
+          <w:szCs w:val="28"/>
+          <w:u w:val="single"/>
+        </w:rPr>
+      </w:pPr>
+    </w:p>
+    <w:p>
+      <w:pPr>
+        <w:rPr>
           <w:sz w:val="24"/>
           <w:szCs w:val="24"/>
-          <w:u w:val="single"/>
-          <w:lang w:val="en-IN"/>
-        </w:rPr>
-      </w:pPr>
-    </w:p>
-    <w:p>
-      <w:pPr>
-        <w:pStyle w:val="ListParagraph"/>
-        <w:numPr>
-          <w:ilvl w:val="0"/>
-          <w:numId w:val="14"/>
-        </w:numPr>
-        <w:rPr>
-          <w:b/>
-          <w:bCs/>
-          <w:sz w:val="24"/>
-          <w:szCs w:val="24"/>
-          <w:u w:val="single"/>
-          <w:lang w:val="en-IN"/>
-        </w:rPr>
-      </w:pPr>
-      <w:r>
-        <w:rPr>
-          <w:b/>
-          <w:bCs/>
-          <w:sz w:val="24"/>
-          <w:szCs w:val="24"/>
-          <w:u w:val="single"/>
-          <w:lang w:val="en-IN"/>
-        </w:rPr>
-        <w:t xml:space="preserve">Basic demo after login </w:t>
-      </w:r>
-    </w:p>
-    <w:p>
-      <w:pPr>
-        <w:rPr>
-          <w:b/>
-          <w:bCs/>
-          <w:sz w:val="24"/>
-          <w:szCs w:val="24"/>
-          <w:u w:val="single"/>
-          <w:lang w:val="en-IN"/>
-        </w:rPr>
-      </w:pPr>
-    </w:p>
-    <w:p>
-      <w:pPr>
-        <w:rPr>
-          <w:b/>
-          <w:bCs/>
-          <w:sz w:val="24"/>
-          <w:szCs w:val="24"/>
-          <w:u w:val="single"/>
-          <w:lang w:val="en-IN"/>
-        </w:rPr>
-      </w:pPr>
-      <w:r>
-        <w:rPr>
-          <w:b/>
-          <w:bCs/>
-          <w:noProof/>
-          <w:sz w:val="24"/>
-          <w:szCs w:val="24"/>
-          <w:u w:val="single"/>
-          <w:lang w:val="en-IN"/>
-        </w:rPr>
-        <w:drawing>
-          <wp:inline distT="0" distB="0" distL="0" distR="0" wp14:anchorId="469927EA" wp14:editId="3DD0F259">
-            <wp:extent cx="4368800" cy="3442773"/>
-            <wp:effectExtent l="0" t="0" r="0" b="5715"/>
-            <wp:docPr id="1849843172" name="Picture 5"/>
-            <wp:cNvGraphicFramePr>
-              <a:graphicFrameLocks xmlns:a="http://schemas.openxmlformats.org/drawingml/2006/main" noChangeAspect="1"/>
-            </wp:cNvGraphicFramePr>
-            <a:graphic xmlns:a="http://schemas.openxmlformats.org/drawingml/2006/main">
-              <a:graphicData uri="http://schemas.openxmlformats.org/drawingml/2006/picture">
-                <pic:pic xmlns:pic="http://schemas.openxmlformats.org/drawingml/2006/picture">
-                  <pic:nvPicPr>
-                    <pic:cNvPr id="0" name="Picture 69"/>
-                    <pic:cNvPicPr>
-                      <a:picLocks noChangeAspect="1" noChangeArrowheads="1"/>
-                    </pic:cNvPicPr>
-                  </pic:nvPicPr>
-                  <pic:blipFill>
-                    <a:blip r:embed="rId13" cstate="print">
-                      <a:extLst>
-                        <a:ext uri="{28A0092B-C50C-407E-A947-70E740481C1C}">
-                          <a14:useLocalDpi xmlns:a14="http://schemas.microsoft.com/office/drawing/2010/main" val="0"/>
-                        </a:ext>
-                      </a:extLst>
-                    </a:blip>
-                    <a:srcRect/>
-                    <a:stretch>
-                      <a:fillRect/>
-                    </a:stretch>
-                  </pic:blipFill>
-                  <pic:spPr bwMode="auto">
-                    <a:xfrm>
-                      <a:off x="0" y="0"/>
-                      <a:ext cx="4372175" cy="3445432"/>
-                    </a:xfrm>
-                    <a:prstGeom prst="rect">
-                      <a:avLst/>
-                    </a:prstGeom>
-                    <a:noFill/>
-                    <a:ln>
-                      <a:noFill/>
-                    </a:ln>
-                  </pic:spPr>
-                </pic:pic>
-              </a:graphicData>
-            </a:graphic>
-          </wp:inline>
-        </w:drawing>
-      </w:r>
-    </w:p>
-    <w:p>
-      <w:pPr>
-        <w:rPr>
-          <w:b/>
-          <w:bCs/>
-          <w:sz w:val="24"/>
-          <w:szCs w:val="24"/>
-          <w:u w:val="single"/>
-          <w:lang w:val="en-IN"/>
-        </w:rPr>
-      </w:pPr>
-    </w:p>
-    <w:p>
-      <w:pPr>
-        <w:pStyle w:val="ListParagraph"/>
-        <w:numPr>
-          <w:ilvl w:val="0"/>
-          <w:numId w:val="14"/>
-        </w:numPr>
-        <w:rPr>
-          <w:b/>
-          <w:bCs/>
-          <w:sz w:val="24"/>
-          <w:szCs w:val="24"/>
-          <w:u w:val="single"/>
-          <w:lang w:val="en-IN"/>
-        </w:rPr>
-      </w:pPr>
-      <w:r>
-        <w:rPr>
-          <w:b/>
-          <w:bCs/>
-          <w:sz w:val="24"/>
-          <w:szCs w:val="24"/>
-          <w:u w:val="single"/>
-          <w:lang w:val="en-IN"/>
-        </w:rPr>
-        <w:lastRenderedPageBreak/>
-        <w:t>Admin Login</w:t>
-      </w:r>
-    </w:p>
-    <w:p>
-      <w:pPr>
-        <w:rPr>
-          <w:b/>
-          <w:bCs/>
-          <w:sz w:val="24"/>
-          <w:szCs w:val="24"/>
-          <w:u w:val="single"/>
-          <w:lang w:val="en-IN"/>
-        </w:rPr>
-      </w:pPr>
-    </w:p>
-    <w:p>
-      <w:pPr>
-        <w:rPr>
-          <w:b/>
-          <w:bCs/>
-          <w:sz w:val="24"/>
-          <w:szCs w:val="24"/>
-          <w:u w:val="single"/>
-          <w:lang w:val="en-IN"/>
-        </w:rPr>
-      </w:pPr>
-      <w:r>
-        <w:rPr>
-          <w:b/>
-          <w:bCs/>
-          <w:noProof/>
-          <w:sz w:val="24"/>
-          <w:szCs w:val="24"/>
-          <w:u w:val="single"/>
-          <w:lang w:val="en-IN"/>
-        </w:rPr>
-        <w:drawing>
-          <wp:inline distT="0" distB="0" distL="0" distR="0" wp14:anchorId="13033B69" wp14:editId="2FB0A898">
-            <wp:extent cx="3141133" cy="4266583"/>
-            <wp:effectExtent l="0" t="0" r="2540" b="635"/>
-            <wp:docPr id="1895582829" name="Picture 6"/>
-            <wp:cNvGraphicFramePr>
-              <a:graphicFrameLocks xmlns:a="http://schemas.openxmlformats.org/drawingml/2006/main" noChangeAspect="1"/>
-            </wp:cNvGraphicFramePr>
-            <a:graphic xmlns:a="http://schemas.openxmlformats.org/drawingml/2006/main">
-              <a:graphicData uri="http://schemas.openxmlformats.org/drawingml/2006/picture">
-                <pic:pic xmlns:pic="http://schemas.openxmlformats.org/drawingml/2006/picture">
-                  <pic:nvPicPr>
-                    <pic:cNvPr id="0" name="Picture 70"/>
-                    <pic:cNvPicPr>
-                      <a:picLocks noChangeAspect="1" noChangeArrowheads="1"/>
-                    </pic:cNvPicPr>
-                  </pic:nvPicPr>
-                  <pic:blipFill>
-                    <a:blip r:embed="rId14">
-                      <a:extLst>
-                        <a:ext uri="{28A0092B-C50C-407E-A947-70E740481C1C}">
-                          <a14:useLocalDpi xmlns:a14="http://schemas.microsoft.com/office/drawing/2010/main" val="0"/>
-                        </a:ext>
-                      </a:extLst>
-                    </a:blip>
-                    <a:srcRect/>
-                    <a:stretch>
-                      <a:fillRect/>
-                    </a:stretch>
-                  </pic:blipFill>
-                  <pic:spPr bwMode="auto">
-                    <a:xfrm>
-                      <a:off x="0" y="0"/>
-                      <a:ext cx="3145534" cy="4272560"/>
-                    </a:xfrm>
-                    <a:prstGeom prst="rect">
-                      <a:avLst/>
-                    </a:prstGeom>
-                    <a:noFill/>
-                    <a:ln>
-                      <a:noFill/>
-                    </a:ln>
-                  </pic:spPr>
-                </pic:pic>
-              </a:graphicData>
-            </a:graphic>
-          </wp:inline>
-        </w:drawing>
-      </w:r>
-    </w:p>
-    <w:p>
-      <w:pPr>
-        <w:rPr>
-          <w:b/>
-          <w:bCs/>
-          <w:sz w:val="24"/>
-          <w:szCs w:val="24"/>
-          <w:u w:val="single"/>
-          <w:lang w:val="en-IN"/>
-        </w:rPr>
-      </w:pPr>
-    </w:p>
-    <w:p>
-      <w:pPr>
-        <w:pStyle w:val="ListParagraph"/>
-        <w:numPr>
-          <w:ilvl w:val="0"/>
-          <w:numId w:val="14"/>
-        </w:numPr>
-        <w:rPr>
-          <w:b/>
-          <w:bCs/>
-          <w:sz w:val="24"/>
-          <w:szCs w:val="24"/>
-          <w:u w:val="single"/>
-          <w:lang w:val="en-IN"/>
-        </w:rPr>
-      </w:pPr>
-      <w:r>
-        <w:rPr>
-          <w:b/>
-          <w:bCs/>
-          <w:sz w:val="24"/>
-          <w:szCs w:val="24"/>
-          <w:u w:val="single"/>
-          <w:lang w:val="en-IN"/>
-        </w:rPr>
-        <w:t>Admin Dashboard :-</w:t>
-      </w:r>
-      <w:r>
-        <w:rPr>
-          <w:sz w:val="24"/>
-          <w:szCs w:val="24"/>
-          <w:lang w:val="en-IN"/>
-        </w:rPr>
-        <w:t xml:space="preserve"> it has list of peoples who have create account</w:t>
-      </w:r>
-    </w:p>
-    <w:p>
-      <w:pPr>
-        <w:rPr>
-          <w:b/>
-          <w:bCs/>
-          <w:sz w:val="24"/>
-          <w:szCs w:val="24"/>
-          <w:u w:val="single"/>
-          <w:lang w:val="en-IN"/>
-        </w:rPr>
-      </w:pPr>
-    </w:p>
-    <w:p>
-      <w:pPr>
-        <w:rPr>
-          <w:b/>
-          <w:bCs/>
-          <w:sz w:val="24"/>
-          <w:szCs w:val="24"/>
-          <w:u w:val="single"/>
-          <w:lang w:val="en-IN"/>
-        </w:rPr>
-      </w:pPr>
-      <w:r>
-        <w:rPr>
-          <w:b/>
-          <w:bCs/>
-          <w:noProof/>
-          <w:sz w:val="24"/>
-          <w:szCs w:val="24"/>
-          <w:u w:val="single"/>
-          <w:lang w:val="en-IN"/>
-        </w:rPr>
-        <w:drawing>
-          <wp:inline distT="0" distB="0" distL="0" distR="0" wp14:anchorId="77CE9217" wp14:editId="39934F7F">
-            <wp:extent cx="6240145" cy="3649345"/>
-            <wp:effectExtent l="0" t="0" r="8255" b="8255"/>
-            <wp:docPr id="2059776139" name="Picture 7"/>
-            <wp:cNvGraphicFramePr>
-              <a:graphicFrameLocks xmlns:a="http://schemas.openxmlformats.org/drawingml/2006/main" noChangeAspect="1"/>
-            </wp:cNvGraphicFramePr>
-            <a:graphic xmlns:a="http://schemas.openxmlformats.org/drawingml/2006/main">
-              <a:graphicData uri="http://schemas.openxmlformats.org/drawingml/2006/picture">
-                <pic:pic xmlns:pic="http://schemas.openxmlformats.org/drawingml/2006/picture">
-                  <pic:nvPicPr>
-                    <pic:cNvPr id="0" name="Picture 71"/>
-                    <pic:cNvPicPr>
-                      <a:picLocks noChangeAspect="1" noChangeArrowheads="1"/>
-                    </pic:cNvPicPr>
-                  </pic:nvPicPr>
-                  <pic:blipFill>
-                    <a:blip r:embed="rId15">
-                      <a:extLst>
-                        <a:ext uri="{28A0092B-C50C-407E-A947-70E740481C1C}">
-                          <a14:useLocalDpi xmlns:a14="http://schemas.microsoft.com/office/drawing/2010/main" val="0"/>
-                        </a:ext>
-                      </a:extLst>
-                    </a:blip>
-                    <a:srcRect/>
-                    <a:stretch>
-                      <a:fillRect/>
-                    </a:stretch>
-                  </pic:blipFill>
-                  <pic:spPr bwMode="auto">
-                    <a:xfrm>
-                      <a:off x="0" y="0"/>
-                      <a:ext cx="6240145" cy="3649345"/>
-                    </a:xfrm>
-                    <a:prstGeom prst="rect">
-                      <a:avLst/>
-                    </a:prstGeom>
-                    <a:noFill/>
-                    <a:ln>
-                      <a:noFill/>
-                    </a:ln>
-                  </pic:spPr>
-                </pic:pic>
-              </a:graphicData>
-            </a:graphic>
-          </wp:inline>
-        </w:drawing>
-      </w:r>
-    </w:p>
-    <w:p>
-      <w:pPr>
-        <w:rPr>
-          <w:sz w:val="24"/>
-          <w:szCs w:val="24"/>
-        </w:rPr>
-      </w:pPr>
-      <w:r>
-        <w:rPr>
-          <w:sz w:val="28"/>
-          <w:szCs w:val="28"/>
-          <w:lang w:val="en-IN"/>
-        </w:rPr>
-        <w:pict w14:anchorId="3BFB3944">
-          <v:rect id="_x0000_i1085" style="width:0;height:1.5pt" o:hralign="center" o:hrstd="t" o:hr="t" fillcolor="#a0a0a0" stroked="f"/>
-        </w:pict>
-      </w:r>
-    </w:p>
-    <w:p>
-      <w:pPr>
-        <w:rPr>
-          <w:b/>
-          <w:bCs/>
-          <w:sz w:val="28"/>
-          <w:szCs w:val="28"/>
-          <w:u w:val="single"/>
-        </w:rPr>
-      </w:pPr>
-    </w:p>
-    <w:p>
-      <w:pPr>
-        <w:rPr>
-          <w:b/>
-          <w:bCs/>
-          <w:sz w:val="28"/>
-          <w:szCs w:val="28"/>
-          <w:u w:val="single"/>
-        </w:rPr>
-      </w:pPr>
-    </w:p>
-    <w:p>
-      <w:pPr>
-        <w:rPr>
-          <w:b/>
-          <w:bCs/>
-          <w:sz w:val="28"/>
-          <w:szCs w:val="28"/>
-          <w:u w:val="single"/>
-        </w:rPr>
-      </w:pPr>
-    </w:p>
-    <w:p>
-      <w:pPr>
-        <w:rPr>
-          <w:b/>
-          <w:bCs/>
-          <w:sz w:val="28"/>
-          <w:szCs w:val="28"/>
-          <w:u w:val="single"/>
-        </w:rPr>
-      </w:pPr>
-    </w:p>
-    <w:p>
-      <w:pPr>
-        <w:rPr>
-          <w:b/>
-          <w:bCs/>
-          <w:sz w:val="28"/>
-          <w:szCs w:val="28"/>
-          <w:u w:val="single"/>
-        </w:rPr>
-      </w:pPr>
-    </w:p>
-    <w:p>
-      <w:pPr>
-        <w:rPr>
-          <w:b/>
-          <w:bCs/>
-          <w:sz w:val="28"/>
-          <w:szCs w:val="28"/>
-          <w:u w:val="single"/>
-        </w:rPr>
-      </w:pPr>
-    </w:p>
-    <w:p>
-      <w:pPr>
-        <w:rPr>
-          <w:b/>
-          <w:bCs/>
-          <w:sz w:val="28"/>
-          <w:szCs w:val="28"/>
-          <w:u w:val="single"/>
-        </w:rPr>
-      </w:pPr>
-      <w:r>
-        <w:rPr>
-          <w:b/>
-          <w:bCs/>
-          <w:sz w:val="28"/>
-          <w:szCs w:val="28"/>
-          <w:u w:val="single"/>
-        </w:rPr>
-        <w:t xml:space="preserve">Links :- </w:t>
-      </w:r>
-    </w:p>
-    <w:p>
-      <w:pPr>
-        <w:rPr>
-          <w:b/>
-          <w:bCs/>
-          <w:sz w:val="28"/>
-          <w:szCs w:val="28"/>
-          <w:u w:val="single"/>
-        </w:rPr>
-      </w:pPr>
-    </w:p>
-    <w:p>
-      <w:pPr>
-        <w:rPr>
-          <w:sz w:val="24"/>
-          <w:szCs w:val="24"/>
         </w:rPr>
       </w:pPr>
       <w:proofErr w:type="spellStart"/>
@@ -3495,16 +2521,32 @@
           <w:sz w:val="28"/>
           <w:szCs w:val="28"/>
         </w:rPr>
-        <w:t xml:space="preserve"> Link  : - </w:t>
-      </w:r>
-      <w:hyperlink r:id="rId16" w:history="1">
+        <w:t xml:space="preserve"> </w:t>
+      </w:r>
+      <w:proofErr w:type="gramStart"/>
+      <w:r>
+        <w:rPr>
+          <w:sz w:val="28"/>
+          <w:szCs w:val="28"/>
+        </w:rPr>
+        <w:t>Link  :</w:t>
+      </w:r>
+      <w:proofErr w:type="gramEnd"/>
+      <w:r>
+        <w:rPr>
+          <w:sz w:val="28"/>
+          <w:szCs w:val="28"/>
+        </w:rPr>
+        <w:t xml:space="preserve"> - </w:t>
+      </w:r>
+      <w:hyperlink r:id="rId13" w:history="1">
         <w:r>
           <w:rPr>
             <w:rStyle w:val="Hyperlink"/>
             <w:sz w:val="28"/>
             <w:szCs w:val="28"/>
           </w:rPr>
-          <w:t>https://github.com/Nayan-135/IWP-Practicals/tree/main/Pr5</w:t>
+          <w:t>https://github.com/Nayan-135/IWP-Practicals/tree/main/Pr6</w:t>
         </w:r>
       </w:hyperlink>
     </w:p>
@@ -3524,7 +2566,7 @@
           <w:lang w:val="en-IN"/>
         </w:rPr>
         <w:pict w14:anchorId="7F8C56AE">
-          <v:rect id="_x0000_i1028" style="width:0;height:1.5pt" o:hralign="center" o:hrstd="t" o:hr="t" fillcolor="#a0a0a0" stroked="f"/>
+          <v:rect id="_x0000_i1034" style="width:0;height:1.5pt" o:hralign="center" o:hrstd="t" o:hr="t" fillcolor="#a0a0a0" stroked="f"/>
         </w:pict>
       </w:r>
     </w:p>
@@ -3559,27 +2601,29 @@
           <w:lang w:val="en-IN"/>
         </w:rPr>
       </w:pPr>
-      <w:r>
-        <w:rPr>
-          <w:b/>
-          <w:bCs/>
-          <w:sz w:val="28"/>
-          <w:szCs w:val="28"/>
-          <w:u w:val="single"/>
-          <w:lang w:val="en-IN"/>
-        </w:rPr>
-        <w:t>Conclusion</w:t>
-      </w:r>
-      <w:r>
-        <w:rPr>
-          <w:b/>
-          <w:bCs/>
-          <w:sz w:val="28"/>
-          <w:szCs w:val="28"/>
-          <w:u w:val="single"/>
-          <w:lang w:val="en-IN"/>
-        </w:rPr>
-        <w:t xml:space="preserve"> :- </w:t>
+      <w:proofErr w:type="gramStart"/>
+      <w:r>
+        <w:rPr>
+          <w:b/>
+          <w:bCs/>
+          <w:sz w:val="28"/>
+          <w:szCs w:val="28"/>
+          <w:u w:val="single"/>
+          <w:lang w:val="en-IN"/>
+        </w:rPr>
+        <w:t>Conclusion :</w:t>
+      </w:r>
+      <w:proofErr w:type="gramEnd"/>
+      <w:r>
+        <w:rPr>
+          <w:b/>
+          <w:bCs/>
+          <w:sz w:val="28"/>
+          <w:szCs w:val="28"/>
+          <w:u w:val="single"/>
+          <w:lang w:val="en-IN"/>
+        </w:rPr>
+        <w:t xml:space="preserve">- </w:t>
       </w:r>
     </w:p>
     <w:p>
@@ -3591,27 +2635,35 @@
           <w:bCs/>
           <w:sz w:val="28"/>
           <w:szCs w:val="28"/>
-          <w:lang w:val="en-IN"/>
-        </w:rPr>
-      </w:pPr>
-    </w:p>
-    <w:p>
-      <w:pPr>
-        <w:pStyle w:val="BodyText"/>
-        <w:ind w:right="51"/>
-        <w:rPr>
-          <w:sz w:val="28"/>
-          <w:szCs w:val="28"/>
-          <w:lang w:val="en-IN"/>
-        </w:rPr>
-      </w:pPr>
-      <w:r>
-        <w:rPr>
-          <w:sz w:val="28"/>
-          <w:szCs w:val="28"/>
-          <w:lang w:val="en-IN"/>
-        </w:rPr>
-        <w:t>Credential validation is a basic but important feature of web applications. It ensures that only authorized users can access protected resources. PHP and Node.js both provide efficient methods to implement secure user authentication systems.</w:t>
+          <w:u w:val="single"/>
+          <w:lang w:val="en-IN"/>
+        </w:rPr>
+      </w:pPr>
+    </w:p>
+    <w:p>
+      <w:pPr>
+        <w:rPr>
+          <w:lang w:val="en-IN"/>
+        </w:rPr>
+      </w:pPr>
+      <w:r>
+        <w:rPr>
+          <w:lang w:val="en-IN"/>
+        </w:rPr>
+        <w:t xml:space="preserve">In this practical, we successfully demonstrated how to store and retrieve data using MongoDB in a Node.js </w:t>
+      </w:r>
+    </w:p>
+    <w:p>
+      <w:pPr>
+        <w:rPr>
+          <w:lang w:val="en-IN"/>
+        </w:rPr>
+      </w:pPr>
+      <w:r>
+        <w:rPr>
+          <w:lang w:val="en-IN"/>
+        </w:rPr>
+        <w:t>web application. The user registration data is stored into MongoDB and retrieved at the time of login to display personalized information on the dashboard. This shows how a real-world web application manages user data using a NoSQL database.</w:t>
       </w:r>
     </w:p>
     <w:p>
@@ -3639,7 +2691,7 @@
           <w:lang w:val="en-IN"/>
         </w:rPr>
         <w:pict w14:anchorId="05DA3383">
-          <v:rect id="_x0000_i1029" style="width:0;height:1.5pt" o:hralign="center" o:hrstd="t" o:hr="t" fillcolor="#a0a0a0" stroked="f"/>
+          <v:rect id="_x0000_i1035" style="width:0;height:1.5pt" o:hralign="center" o:hrstd="t" o:hr="t" fillcolor="#a0a0a0" stroked="f"/>
         </w:pict>
       </w:r>
     </w:p>
@@ -3751,6 +2803,95 @@
     </w:lvl>
   </w:abstractNum>
   <w:abstractNum w:abstractNumId="1" w15:restartNumberingAfterBreak="0">
+    <w:nsid w:val="0B492A47"/>
+    <w:multiLevelType w:val="hybridMultilevel"/>
+    <w:tmpl w:val="1F0EC78C"/>
+    <w:lvl w:ilvl="0" w:tplc="4009000F">
+      <w:start w:val="1"/>
+      <w:numFmt w:val="decimal"/>
+      <w:lvlText w:val="%1."/>
+      <w:lvlJc w:val="left"/>
+      <w:pPr>
+        <w:ind w:left="720" w:hanging="360"/>
+      </w:pPr>
+      <w:rPr>
+        <w:rFonts w:hint="default"/>
+      </w:rPr>
+    </w:lvl>
+    <w:lvl w:ilvl="1" w:tplc="40090019" w:tentative="1">
+      <w:start w:val="1"/>
+      <w:numFmt w:val="lowerLetter"/>
+      <w:lvlText w:val="%2."/>
+      <w:lvlJc w:val="left"/>
+      <w:pPr>
+        <w:ind w:left="1440" w:hanging="360"/>
+      </w:pPr>
+    </w:lvl>
+    <w:lvl w:ilvl="2" w:tplc="4009001B" w:tentative="1">
+      <w:start w:val="1"/>
+      <w:numFmt w:val="lowerRoman"/>
+      <w:lvlText w:val="%3."/>
+      <w:lvlJc w:val="right"/>
+      <w:pPr>
+        <w:ind w:left="2160" w:hanging="180"/>
+      </w:pPr>
+    </w:lvl>
+    <w:lvl w:ilvl="3" w:tplc="4009000F" w:tentative="1">
+      <w:start w:val="1"/>
+      <w:numFmt w:val="decimal"/>
+      <w:lvlText w:val="%4."/>
+      <w:lvlJc w:val="left"/>
+      <w:pPr>
+        <w:ind w:left="2880" w:hanging="360"/>
+      </w:pPr>
+    </w:lvl>
+    <w:lvl w:ilvl="4" w:tplc="40090019" w:tentative="1">
+      <w:start w:val="1"/>
+      <w:numFmt w:val="lowerLetter"/>
+      <w:lvlText w:val="%5."/>
+      <w:lvlJc w:val="left"/>
+      <w:pPr>
+        <w:ind w:left="3600" w:hanging="360"/>
+      </w:pPr>
+    </w:lvl>
+    <w:lvl w:ilvl="5" w:tplc="4009001B" w:tentative="1">
+      <w:start w:val="1"/>
+      <w:numFmt w:val="lowerRoman"/>
+      <w:lvlText w:val="%6."/>
+      <w:lvlJc w:val="right"/>
+      <w:pPr>
+        <w:ind w:left="4320" w:hanging="180"/>
+      </w:pPr>
+    </w:lvl>
+    <w:lvl w:ilvl="6" w:tplc="4009000F" w:tentative="1">
+      <w:start w:val="1"/>
+      <w:numFmt w:val="decimal"/>
+      <w:lvlText w:val="%7."/>
+      <w:lvlJc w:val="left"/>
+      <w:pPr>
+        <w:ind w:left="5040" w:hanging="360"/>
+      </w:pPr>
+    </w:lvl>
+    <w:lvl w:ilvl="7" w:tplc="40090019" w:tentative="1">
+      <w:start w:val="1"/>
+      <w:numFmt w:val="lowerLetter"/>
+      <w:lvlText w:val="%8."/>
+      <w:lvlJc w:val="left"/>
+      <w:pPr>
+        <w:ind w:left="5760" w:hanging="360"/>
+      </w:pPr>
+    </w:lvl>
+    <w:lvl w:ilvl="8" w:tplc="4009001B" w:tentative="1">
+      <w:start w:val="1"/>
+      <w:numFmt w:val="lowerRoman"/>
+      <w:lvlText w:val="%9."/>
+      <w:lvlJc w:val="right"/>
+      <w:pPr>
+        <w:ind w:left="6480" w:hanging="180"/>
+      </w:pPr>
+    </w:lvl>
+  </w:abstractNum>
+  <w:abstractNum w:abstractNumId="2" w15:restartNumberingAfterBreak="0">
     <w:nsid w:val="0D714CB1"/>
     <w:multiLevelType w:val="multilevel"/>
     <w:tmpl w:val="EC4A59A8"/>
@@ -3899,7 +3040,156 @@
       </w:rPr>
     </w:lvl>
   </w:abstractNum>
-  <w:abstractNum w:abstractNumId="2" w15:restartNumberingAfterBreak="0">
+  <w:abstractNum w:abstractNumId="3" w15:restartNumberingAfterBreak="0">
+    <w:nsid w:val="16F201AC"/>
+    <w:multiLevelType w:val="multilevel"/>
+    <w:tmpl w:val="B3185024"/>
+    <w:lvl w:ilvl="0">
+      <w:start w:val="1"/>
+      <w:numFmt w:val="bullet"/>
+      <w:lvlText w:val=""/>
+      <w:lvlJc w:val="left"/>
+      <w:pPr>
+        <w:tabs>
+          <w:tab w:val="num" w:pos="720"/>
+        </w:tabs>
+        <w:ind w:left="720" w:hanging="360"/>
+      </w:pPr>
+      <w:rPr>
+        <w:rFonts w:ascii="Symbol" w:hAnsi="Symbol" w:hint="default"/>
+        <w:sz w:val="20"/>
+      </w:rPr>
+    </w:lvl>
+    <w:lvl w:ilvl="1" w:tentative="1">
+      <w:start w:val="1"/>
+      <w:numFmt w:val="bullet"/>
+      <w:lvlText w:val="o"/>
+      <w:lvlJc w:val="left"/>
+      <w:pPr>
+        <w:tabs>
+          <w:tab w:val="num" w:pos="1440"/>
+        </w:tabs>
+        <w:ind w:left="1440" w:hanging="360"/>
+      </w:pPr>
+      <w:rPr>
+        <w:rFonts w:ascii="Courier New" w:hAnsi="Courier New" w:hint="default"/>
+        <w:sz w:val="20"/>
+      </w:rPr>
+    </w:lvl>
+    <w:lvl w:ilvl="2" w:tentative="1">
+      <w:start w:val="1"/>
+      <w:numFmt w:val="bullet"/>
+      <w:lvlText w:val=""/>
+      <w:lvlJc w:val="left"/>
+      <w:pPr>
+        <w:tabs>
+          <w:tab w:val="num" w:pos="2160"/>
+        </w:tabs>
+        <w:ind w:left="2160" w:hanging="360"/>
+      </w:pPr>
+      <w:rPr>
+        <w:rFonts w:ascii="Wingdings" w:hAnsi="Wingdings" w:hint="default"/>
+        <w:sz w:val="20"/>
+      </w:rPr>
+    </w:lvl>
+    <w:lvl w:ilvl="3" w:tentative="1">
+      <w:start w:val="1"/>
+      <w:numFmt w:val="bullet"/>
+      <w:lvlText w:val=""/>
+      <w:lvlJc w:val="left"/>
+      <w:pPr>
+        <w:tabs>
+          <w:tab w:val="num" w:pos="2880"/>
+        </w:tabs>
+        <w:ind w:left="2880" w:hanging="360"/>
+      </w:pPr>
+      <w:rPr>
+        <w:rFonts w:ascii="Wingdings" w:hAnsi="Wingdings" w:hint="default"/>
+        <w:sz w:val="20"/>
+      </w:rPr>
+    </w:lvl>
+    <w:lvl w:ilvl="4" w:tentative="1">
+      <w:start w:val="1"/>
+      <w:numFmt w:val="bullet"/>
+      <w:lvlText w:val=""/>
+      <w:lvlJc w:val="left"/>
+      <w:pPr>
+        <w:tabs>
+          <w:tab w:val="num" w:pos="3600"/>
+        </w:tabs>
+        <w:ind w:left="3600" w:hanging="360"/>
+      </w:pPr>
+      <w:rPr>
+        <w:rFonts w:ascii="Wingdings" w:hAnsi="Wingdings" w:hint="default"/>
+        <w:sz w:val="20"/>
+      </w:rPr>
+    </w:lvl>
+    <w:lvl w:ilvl="5" w:tentative="1">
+      <w:start w:val="1"/>
+      <w:numFmt w:val="bullet"/>
+      <w:lvlText w:val=""/>
+      <w:lvlJc w:val="left"/>
+      <w:pPr>
+        <w:tabs>
+          <w:tab w:val="num" w:pos="4320"/>
+        </w:tabs>
+        <w:ind w:left="4320" w:hanging="360"/>
+      </w:pPr>
+      <w:rPr>
+        <w:rFonts w:ascii="Wingdings" w:hAnsi="Wingdings" w:hint="default"/>
+        <w:sz w:val="20"/>
+      </w:rPr>
+    </w:lvl>
+    <w:lvl w:ilvl="6" w:tentative="1">
+      <w:start w:val="1"/>
+      <w:numFmt w:val="bullet"/>
+      <w:lvlText w:val=""/>
+      <w:lvlJc w:val="left"/>
+      <w:pPr>
+        <w:tabs>
+          <w:tab w:val="num" w:pos="5040"/>
+        </w:tabs>
+        <w:ind w:left="5040" w:hanging="360"/>
+      </w:pPr>
+      <w:rPr>
+        <w:rFonts w:ascii="Wingdings" w:hAnsi="Wingdings" w:hint="default"/>
+        <w:sz w:val="20"/>
+      </w:rPr>
+    </w:lvl>
+    <w:lvl w:ilvl="7" w:tentative="1">
+      <w:start w:val="1"/>
+      <w:numFmt w:val="bullet"/>
+      <w:lvlText w:val=""/>
+      <w:lvlJc w:val="left"/>
+      <w:pPr>
+        <w:tabs>
+          <w:tab w:val="num" w:pos="5760"/>
+        </w:tabs>
+        <w:ind w:left="5760" w:hanging="360"/>
+      </w:pPr>
+      <w:rPr>
+        <w:rFonts w:ascii="Wingdings" w:hAnsi="Wingdings" w:hint="default"/>
+        <w:sz w:val="20"/>
+      </w:rPr>
+    </w:lvl>
+    <w:lvl w:ilvl="8" w:tentative="1">
+      <w:start w:val="1"/>
+      <w:numFmt w:val="bullet"/>
+      <w:lvlText w:val=""/>
+      <w:lvlJc w:val="left"/>
+      <w:pPr>
+        <w:tabs>
+          <w:tab w:val="num" w:pos="6480"/>
+        </w:tabs>
+        <w:ind w:left="6480" w:hanging="360"/>
+      </w:pPr>
+      <w:rPr>
+        <w:rFonts w:ascii="Wingdings" w:hAnsi="Wingdings" w:hint="default"/>
+        <w:sz w:val="20"/>
+      </w:rPr>
+    </w:lvl>
+  </w:abstractNum>
+  <w:abstractNum w:abstractNumId="4" w15:restartNumberingAfterBreak="0">
     <w:nsid w:val="29AD02CF"/>
     <w:multiLevelType w:val="hybridMultilevel"/>
     <w:tmpl w:val="488EE2CE"/>
@@ -3988,7 +3278,7 @@
       </w:pPr>
     </w:lvl>
   </w:abstractNum>
-  <w:abstractNum w:abstractNumId="3" w15:restartNumberingAfterBreak="0">
+  <w:abstractNum w:abstractNumId="5" w15:restartNumberingAfterBreak="0">
     <w:nsid w:val="2EC0487C"/>
     <w:multiLevelType w:val="multilevel"/>
     <w:tmpl w:val="FD8C751E"/>
@@ -4137,7 +3427,7 @@
       </w:rPr>
     </w:lvl>
   </w:abstractNum>
-  <w:abstractNum w:abstractNumId="4" w15:restartNumberingAfterBreak="0">
+  <w:abstractNum w:abstractNumId="6" w15:restartNumberingAfterBreak="0">
     <w:nsid w:val="352B00A8"/>
     <w:multiLevelType w:val="multilevel"/>
     <w:tmpl w:val="B0380356"/>
@@ -4286,7 +3576,7 @@
       </w:rPr>
     </w:lvl>
   </w:abstractNum>
-  <w:abstractNum w:abstractNumId="5" w15:restartNumberingAfterBreak="0">
+  <w:abstractNum w:abstractNumId="7" w15:restartNumberingAfterBreak="0">
     <w:nsid w:val="3E551062"/>
     <w:multiLevelType w:val="multilevel"/>
     <w:tmpl w:val="6F90718C"/>
@@ -4435,7 +3725,7 @@
       </w:rPr>
     </w:lvl>
   </w:abstractNum>
-  <w:abstractNum w:abstractNumId="6" w15:restartNumberingAfterBreak="0">
+  <w:abstractNum w:abstractNumId="8" w15:restartNumberingAfterBreak="0">
     <w:nsid w:val="42B54F29"/>
     <w:multiLevelType w:val="multilevel"/>
     <w:tmpl w:val="3C54AC06"/>
@@ -4552,7 +3842,7 @@
       </w:pPr>
     </w:lvl>
   </w:abstractNum>
-  <w:abstractNum w:abstractNumId="7" w15:restartNumberingAfterBreak="0">
+  <w:abstractNum w:abstractNumId="9" w15:restartNumberingAfterBreak="0">
     <w:nsid w:val="458F48F2"/>
     <w:multiLevelType w:val="hybridMultilevel"/>
     <w:tmpl w:val="6FF4509C"/>
@@ -4641,7 +3931,7 @@
       </w:pPr>
     </w:lvl>
   </w:abstractNum>
-  <w:abstractNum w:abstractNumId="8" w15:restartNumberingAfterBreak="0">
+  <w:abstractNum w:abstractNumId="10" w15:restartNumberingAfterBreak="0">
     <w:nsid w:val="547B30E2"/>
     <w:multiLevelType w:val="multilevel"/>
     <w:tmpl w:val="02CED9BE"/>
@@ -4790,7 +4080,7 @@
       </w:rPr>
     </w:lvl>
   </w:abstractNum>
-  <w:abstractNum w:abstractNumId="9" w15:restartNumberingAfterBreak="0">
+  <w:abstractNum w:abstractNumId="11" w15:restartNumberingAfterBreak="0">
     <w:nsid w:val="5CFC77D2"/>
     <w:multiLevelType w:val="hybridMultilevel"/>
     <w:tmpl w:val="5EEE5A16"/>
@@ -4879,7 +4169,7 @@
       </w:pPr>
     </w:lvl>
   </w:abstractNum>
-  <w:abstractNum w:abstractNumId="10" w15:restartNumberingAfterBreak="0">
+  <w:abstractNum w:abstractNumId="12" w15:restartNumberingAfterBreak="0">
     <w:nsid w:val="709965F0"/>
     <w:multiLevelType w:val="multilevel"/>
     <w:tmpl w:val="F464305A"/>
@@ -4992,7 +4282,7 @@
       </w:pPr>
     </w:lvl>
   </w:abstractNum>
-  <w:abstractNum w:abstractNumId="11" w15:restartNumberingAfterBreak="0">
+  <w:abstractNum w:abstractNumId="13" w15:restartNumberingAfterBreak="0">
     <w:nsid w:val="746F1F77"/>
     <w:multiLevelType w:val="hybridMultilevel"/>
     <w:tmpl w:val="C96022C2"/>
@@ -5081,7 +4371,7 @@
       </w:pPr>
     </w:lvl>
   </w:abstractNum>
-  <w:abstractNum w:abstractNumId="12" w15:restartNumberingAfterBreak="0">
+  <w:abstractNum w:abstractNumId="14" w15:restartNumberingAfterBreak="0">
     <w:nsid w:val="7A845E89"/>
     <w:multiLevelType w:val="hybridMultilevel"/>
     <w:tmpl w:val="F52AE730"/>
@@ -5170,7 +4460,7 @@
       </w:pPr>
     </w:lvl>
   </w:abstractNum>
-  <w:abstractNum w:abstractNumId="13" w15:restartNumberingAfterBreak="0">
+  <w:abstractNum w:abstractNumId="15" w15:restartNumberingAfterBreak="0">
     <w:nsid w:val="7EBB1FCA"/>
     <w:multiLevelType w:val="hybridMultilevel"/>
     <w:tmpl w:val="64F6B51E"/>
@@ -5315,43 +4605,49 @@
     <w:abstractNumId w:val="0"/>
   </w:num>
   <w:num w:numId="2" w16cid:durableId="139422326">
+    <w:abstractNumId w:val="14"/>
+  </w:num>
+  <w:num w:numId="3" w16cid:durableId="407269831">
+    <w:abstractNumId w:val="11"/>
+  </w:num>
+  <w:num w:numId="4" w16cid:durableId="683556645">
+    <w:abstractNumId w:val="4"/>
+  </w:num>
+  <w:num w:numId="5" w16cid:durableId="2100756757">
+    <w:abstractNumId w:val="13"/>
+  </w:num>
+  <w:num w:numId="6" w16cid:durableId="653491222">
     <w:abstractNumId w:val="12"/>
   </w:num>
-  <w:num w:numId="3" w16cid:durableId="407269831">
+  <w:num w:numId="7" w16cid:durableId="1387266092">
+    <w:abstractNumId w:val="7"/>
+  </w:num>
+  <w:num w:numId="8" w16cid:durableId="2130203920">
+    <w:abstractNumId w:val="15"/>
+  </w:num>
+  <w:num w:numId="9" w16cid:durableId="1326593188">
+    <w:abstractNumId w:val="5"/>
+  </w:num>
+  <w:num w:numId="10" w16cid:durableId="1769083086">
+    <w:abstractNumId w:val="8"/>
+  </w:num>
+  <w:num w:numId="11" w16cid:durableId="16781119">
+    <w:abstractNumId w:val="10"/>
+  </w:num>
+  <w:num w:numId="12" w16cid:durableId="194781183">
+    <w:abstractNumId w:val="2"/>
+  </w:num>
+  <w:num w:numId="13" w16cid:durableId="813909257">
+    <w:abstractNumId w:val="6"/>
+  </w:num>
+  <w:num w:numId="14" w16cid:durableId="587733988">
     <w:abstractNumId w:val="9"/>
   </w:num>
-  <w:num w:numId="4" w16cid:durableId="683556645">
-    <w:abstractNumId w:val="2"/>
-  </w:num>
-  <w:num w:numId="5" w16cid:durableId="2100756757">
-    <w:abstractNumId w:val="11"/>
-  </w:num>
-  <w:num w:numId="6" w16cid:durableId="653491222">
-    <w:abstractNumId w:val="10"/>
-  </w:num>
-  <w:num w:numId="7" w16cid:durableId="1387266092">
-    <w:abstractNumId w:val="5"/>
-  </w:num>
-  <w:num w:numId="8" w16cid:durableId="2130203920">
-    <w:abstractNumId w:val="13"/>
-  </w:num>
-  <w:num w:numId="9" w16cid:durableId="1326593188">
+  <w:num w:numId="15" w16cid:durableId="2146114647">
     <w:abstractNumId w:val="3"/>
   </w:num>
-  <w:num w:numId="10" w16cid:durableId="1769083086">
-    <w:abstractNumId w:val="6"/>
-  </w:num>
-  <w:num w:numId="11" w16cid:durableId="16781119">
-    <w:abstractNumId w:val="8"/>
-  </w:num>
-  <w:num w:numId="12" w16cid:durableId="194781183">
+  <w:num w:numId="16" w16cid:durableId="1764062436">
     <w:abstractNumId w:val="1"/>
-  </w:num>
-  <w:num w:numId="13" w16cid:durableId="813909257">
-    <w:abstractNumId w:val="4"/>
-  </w:num>
-  <w:num w:numId="14" w16cid:durableId="587733988">
-    <w:abstractNumId w:val="7"/>
   </w:num>
 </w:numbering>
 </file>
@@ -5756,6 +5052,7 @@
   <w:style w:type="paragraph" w:default="1" w:styleId="Normal">
     <w:name w:val="Normal"/>
     <w:qFormat/>
+    <w:rsid w:val="009E6CD3"/>
     <w:rPr>
       <w:rFonts w:ascii="Times New Roman" w:eastAsia="Times New Roman" w:hAnsi="Times New Roman" w:cs="Times New Roman"/>
     </w:rPr>
